--- a/4_Diari/2025.04.09.docx
+++ b/4_Diari/2025.04.09.docx
@@ -357,12 +357,29 @@
           </w:tcPr>
           <w:p>
             <w:pPr>
-              <w:rPr>
-                <w:rFonts w:ascii="Arial" w:hAnsi="Arial" w:cs="Arial"/>
-              </w:rPr>
+              <w:pStyle w:val="NormaleWeb"/>
             </w:pPr>
+            <w:r>
+              <w:t>probl</w:t>
+            </w:r>
+            <w:r>
+              <w:t>ema</w:t>
+            </w:r>
+            <w:r>
+              <w:t>: qu</w:t>
+            </w:r>
             <w:bookmarkStart w:id="3" w:name="_GoBack"/>
             <w:bookmarkEnd w:id="3"/>
+            <w:r>
+              <w:t>ando si ricerca il filtro non viene applicato</w:t>
+            </w:r>
+          </w:p>
+          <w:p>
+            <w:pPr>
+              <w:rPr>
+                <w:rFonts w:ascii="Arial" w:hAnsi="Arial" w:cs="Arial"/>
+              </w:rPr>
+            </w:pPr>
           </w:p>
         </w:tc>
       </w:tr>
@@ -5033,6 +5050,23 @@
       <w:szCs w:val="26"/>
     </w:rPr>
   </w:style>
+  <w:style w:type="paragraph" w:styleId="NormaleWeb">
+    <w:name w:val="Normal (Web)"/>
+    <w:basedOn w:val="Normale"/>
+    <w:uiPriority w:val="99"/>
+    <w:semiHidden/>
+    <w:unhideWhenUsed/>
+    <w:rsid w:val="00F748D6"/>
+    <w:pPr>
+      <w:spacing w:before="100" w:beforeAutospacing="1" w:after="100" w:afterAutospacing="1" w:line="240" w:lineRule="auto"/>
+    </w:pPr>
+    <w:rPr>
+      <w:rFonts w:ascii="Times New Roman" w:eastAsia="Times New Roman" w:hAnsi="Times New Roman" w:cs="Times New Roman"/>
+      <w:sz w:val="24"/>
+      <w:szCs w:val="24"/>
+      <w:lang w:eastAsia="it-CH"/>
+    </w:rPr>
+  </w:style>
 </w:styles>
 </file>
 
@@ -5230,6 +5264,7 @@
     <w:rsid w:val="00895BE4"/>
     <w:rsid w:val="008A6626"/>
     <w:rsid w:val="008B4A4C"/>
+    <w:rsid w:val="008C7D8E"/>
     <w:rsid w:val="008E6A10"/>
     <w:rsid w:val="008F0569"/>
     <w:rsid w:val="00910CDF"/>
@@ -6090,7 +6125,7 @@
 </file>
 
 <file path=customXml/itemProps1.xml><?xml version="1.0" encoding="utf-8"?>
-<ds:datastoreItem xmlns:ds="http://schemas.openxmlformats.org/officeDocument/2006/customXml" ds:itemID="{624CEFEA-9AA9-43C7-A777-E0AD43AF7588}">
+<ds:datastoreItem xmlns:ds="http://schemas.openxmlformats.org/officeDocument/2006/customXml" ds:itemID="{F0D8DAF5-8CE3-4760-991D-A70EA36F3D0D}">
   <ds:schemaRefs>
     <ds:schemaRef ds:uri="http://schemas.openxmlformats.org/officeDocument/2006/bibliography"/>
   </ds:schemaRefs>

--- a/4_Diari/2025.04.09.docx
+++ b/4_Diari/2025.04.09.docx
@@ -186,6 +186,9 @@
         </w:tc>
       </w:tr>
       <w:tr>
+        <w:trPr>
+          <w:trHeight w:val="8005"/>
+        </w:trPr>
         <w:tc>
           <w:tcPr>
             <w:tcW w:w="9854" w:type="dxa"/>
@@ -195,7 +198,7 @@
               <w:pStyle w:val="Paragrafoelenco"/>
               <w:numPr>
                 <w:ilvl w:val="0"/>
-                <w:numId w:val="21"/>
+                <w:numId w:val="26"/>
               </w:numPr>
               <w:rPr>
                 <w:rFonts w:ascii="Arial" w:hAnsi="Arial" w:cs="Arial"/>
@@ -205,25 +208,21 @@
               <w:rPr>
                 <w:rFonts w:ascii="Arial" w:hAnsi="Arial" w:cs="Arial"/>
               </w:rPr>
-              <w:t>Aggiornato la documentazione</w:t>
+              <w:t xml:space="preserve">  Lavoro su </w:t>
             </w:r>
-          </w:p>
-          <w:p>
-            <w:pPr>
-              <w:pStyle w:val="Paragrafoelenco"/>
-              <w:numPr>
-                <w:ilvl w:val="1"/>
-                <w:numId w:val="21"/>
-              </w:numPr>
-              <w:rPr>
-                <w:rFonts w:ascii="Arial" w:hAnsi="Arial" w:cs="Arial"/>
-              </w:rPr>
-            </w:pPr>
+            <w:proofErr w:type="spellStart"/>
             <w:r>
               <w:rPr>
                 <w:rFonts w:ascii="Arial" w:hAnsi="Arial" w:cs="Arial"/>
               </w:rPr>
-              <w:t>Migliorata e aggiornato problema con intestazione</w:t>
+              <w:t>manage.php</w:t>
+            </w:r>
+            <w:proofErr w:type="spellEnd"/>
+            <w:r>
+              <w:rPr>
+                <w:rFonts w:ascii="Arial" w:hAnsi="Arial" w:cs="Arial"/>
+              </w:rPr>
+              <w:t>:</w:t>
             </w:r>
           </w:p>
           <w:p>
@@ -231,7 +230,7 @@
               <w:pStyle w:val="Paragrafoelenco"/>
               <w:numPr>
                 <w:ilvl w:val="0"/>
-                <w:numId w:val="21"/>
+                <w:numId w:val="26"/>
               </w:numPr>
               <w:rPr>
                 <w:rFonts w:ascii="Arial" w:hAnsi="Arial" w:cs="Arial"/>
@@ -241,15 +240,15 @@
               <w:rPr>
                 <w:rFonts w:ascii="Arial" w:hAnsi="Arial" w:cs="Arial"/>
               </w:rPr>
-              <w:t>Profilo</w:t>
+              <w:t>Ho aggiunto il codice per gestire vari tipi di allegati: file, testo e disegni.</w:t>
             </w:r>
           </w:p>
           <w:p>
             <w:pPr>
               <w:pStyle w:val="Paragrafoelenco"/>
               <w:numPr>
-                <w:ilvl w:val="1"/>
-                <w:numId w:val="21"/>
+                <w:ilvl w:val="0"/>
+                <w:numId w:val="26"/>
               </w:numPr>
               <w:rPr>
                 <w:rFonts w:ascii="Arial" w:hAnsi="Arial" w:cs="Arial"/>
@@ -259,15 +258,15 @@
               <w:rPr>
                 <w:rFonts w:ascii="Arial" w:hAnsi="Arial" w:cs="Arial"/>
               </w:rPr>
-              <w:t>Gestione email, controllo se email già registrata</w:t>
+              <w:t>A seconda di cosa l'utente carica, il sistema fa cose diverse:</w:t>
             </w:r>
           </w:p>
           <w:p>
             <w:pPr>
               <w:pStyle w:val="Paragrafoelenco"/>
               <w:numPr>
-                <w:ilvl w:val="1"/>
-                <w:numId w:val="21"/>
+                <w:ilvl w:val="0"/>
+                <w:numId w:val="26"/>
               </w:numPr>
               <w:rPr>
                 <w:rFonts w:ascii="Arial" w:hAnsi="Arial" w:cs="Arial"/>
@@ -277,22 +276,396 @@
               <w:rPr>
                 <w:rFonts w:ascii="Arial" w:hAnsi="Arial" w:cs="Arial"/>
               </w:rPr>
-              <w:t>Cambiare nome da pagina profilo</w:t>
+              <w:t>File: Se viene caricato un file, lo metto in una cartella dedicata alla nota.</w:t>
             </w:r>
           </w:p>
           <w:p>
             <w:pPr>
+              <w:pStyle w:val="Paragrafoelenco"/>
+              <w:numPr>
+                <w:ilvl w:val="0"/>
+                <w:numId w:val="26"/>
+              </w:numPr>
               <w:rPr>
                 <w:rFonts w:ascii="Arial" w:hAnsi="Arial" w:cs="Arial"/>
               </w:rPr>
             </w:pPr>
+            <w:r>
+              <w:rPr>
+                <w:rFonts w:ascii="Arial" w:hAnsi="Arial" w:cs="Arial"/>
+              </w:rPr>
+              <w:t>Testo: Se l'utente scrive del testo, creo un file .</w:t>
+            </w:r>
+            <w:proofErr w:type="spellStart"/>
+            <w:r>
+              <w:rPr>
+                <w:rFonts w:ascii="Arial" w:hAnsi="Arial" w:cs="Arial"/>
+              </w:rPr>
+              <w:t>txt</w:t>
+            </w:r>
+            <w:proofErr w:type="spellEnd"/>
+            <w:r>
+              <w:rPr>
+                <w:rFonts w:ascii="Arial" w:hAnsi="Arial" w:cs="Arial"/>
+              </w:rPr>
+              <w:t xml:space="preserve"> con il suo contenuto.</w:t>
+            </w:r>
           </w:p>
           <w:p>
             <w:pPr>
+              <w:pStyle w:val="Paragrafoelenco"/>
+              <w:numPr>
+                <w:ilvl w:val="0"/>
+                <w:numId w:val="26"/>
+              </w:numPr>
               <w:rPr>
                 <w:rFonts w:ascii="Arial" w:hAnsi="Arial" w:cs="Arial"/>
               </w:rPr>
             </w:pPr>
+            <w:r>
+              <w:rPr>
+                <w:rFonts w:ascii="Arial" w:hAnsi="Arial" w:cs="Arial"/>
+              </w:rPr>
+              <w:t>Disegno: Se c'è un disegno, lo salvo come un'immagine .</w:t>
+            </w:r>
+            <w:proofErr w:type="spellStart"/>
+            <w:r>
+              <w:rPr>
+                <w:rFonts w:ascii="Arial" w:hAnsi="Arial" w:cs="Arial"/>
+              </w:rPr>
+              <w:t>png</w:t>
+            </w:r>
+            <w:proofErr w:type="spellEnd"/>
+            <w:r>
+              <w:rPr>
+                <w:rFonts w:ascii="Arial" w:hAnsi="Arial" w:cs="Arial"/>
+              </w:rPr>
+              <w:t>.</w:t>
+            </w:r>
+          </w:p>
+          <w:p>
+            <w:pPr>
+              <w:pStyle w:val="Paragrafoelenco"/>
+              <w:numPr>
+                <w:ilvl w:val="0"/>
+                <w:numId w:val="26"/>
+              </w:numPr>
+              <w:rPr>
+                <w:rFonts w:ascii="Arial" w:hAnsi="Arial" w:cs="Arial"/>
+              </w:rPr>
+            </w:pPr>
+            <w:r>
+              <w:rPr>
+                <w:rFonts w:ascii="Arial" w:hAnsi="Arial" w:cs="Arial"/>
+              </w:rPr>
+              <w:t>Ho pensato di creare automaticamente una cartella per ogni nota, così tutto è ben organizzato e separato.</w:t>
+            </w:r>
+          </w:p>
+          <w:p>
+            <w:pPr>
+              <w:pStyle w:val="Paragrafoelenco"/>
+              <w:numPr>
+                <w:ilvl w:val="0"/>
+                <w:numId w:val="26"/>
+              </w:numPr>
+              <w:rPr>
+                <w:rFonts w:ascii="Arial" w:hAnsi="Arial" w:cs="Arial"/>
+              </w:rPr>
+            </w:pPr>
+            <w:r>
+              <w:rPr>
+                <w:rFonts w:ascii="Arial" w:hAnsi="Arial" w:cs="Arial"/>
+              </w:rPr>
+              <w:t xml:space="preserve">  Gestione degli errori e </w:t>
+            </w:r>
+            <w:proofErr w:type="spellStart"/>
+            <w:r>
+              <w:rPr>
+                <w:rFonts w:ascii="Arial" w:hAnsi="Arial" w:cs="Arial"/>
+              </w:rPr>
+              <w:t>logging</w:t>
+            </w:r>
+            <w:proofErr w:type="spellEnd"/>
+            <w:r>
+              <w:rPr>
+                <w:rFonts w:ascii="Arial" w:hAnsi="Arial" w:cs="Arial"/>
+              </w:rPr>
+              <w:t>:</w:t>
+            </w:r>
+          </w:p>
+          <w:p>
+            <w:pPr>
+              <w:pStyle w:val="Paragrafoelenco"/>
+              <w:numPr>
+                <w:ilvl w:val="0"/>
+                <w:numId w:val="26"/>
+              </w:numPr>
+              <w:rPr>
+                <w:rFonts w:ascii="Arial" w:hAnsi="Arial" w:cs="Arial"/>
+              </w:rPr>
+            </w:pPr>
+            <w:r>
+              <w:rPr>
+                <w:rFonts w:ascii="Arial" w:hAnsi="Arial" w:cs="Arial"/>
+              </w:rPr>
+              <w:t>Ho aggiunto un sistema che registra ogni operazione, così se qualcosa va storto (tipo un file che non si carica), lo so subito.</w:t>
+            </w:r>
+          </w:p>
+          <w:p>
+            <w:pPr>
+              <w:pStyle w:val="Paragrafoelenco"/>
+              <w:numPr>
+                <w:ilvl w:val="0"/>
+                <w:numId w:val="26"/>
+              </w:numPr>
+              <w:rPr>
+                <w:rFonts w:ascii="Arial" w:hAnsi="Arial" w:cs="Arial"/>
+              </w:rPr>
+            </w:pPr>
+            <w:r>
+              <w:rPr>
+                <w:rFonts w:ascii="Arial" w:hAnsi="Arial" w:cs="Arial"/>
+              </w:rPr>
+              <w:t>In caso di errore, il sistema segnala chiaramente cosa non ha funzionato.</w:t>
+            </w:r>
+          </w:p>
+          <w:p>
+            <w:pPr>
+              <w:pStyle w:val="Paragrafoelenco"/>
+              <w:numPr>
+                <w:ilvl w:val="0"/>
+                <w:numId w:val="26"/>
+              </w:numPr>
+              <w:rPr>
+                <w:rFonts w:ascii="Arial" w:hAnsi="Arial" w:cs="Arial"/>
+              </w:rPr>
+            </w:pPr>
+            <w:r>
+              <w:rPr>
+                <w:rFonts w:ascii="Arial" w:hAnsi="Arial" w:cs="Arial"/>
+              </w:rPr>
+              <w:t xml:space="preserve"> Modifiche su </w:t>
+            </w:r>
+            <w:proofErr w:type="spellStart"/>
+            <w:r>
+              <w:rPr>
+                <w:rFonts w:ascii="Arial" w:hAnsi="Arial" w:cs="Arial"/>
+              </w:rPr>
+              <w:t>user.php</w:t>
+            </w:r>
+            <w:proofErr w:type="spellEnd"/>
+            <w:r>
+              <w:rPr>
+                <w:rFonts w:ascii="Arial" w:hAnsi="Arial" w:cs="Arial"/>
+              </w:rPr>
+              <w:t>:</w:t>
+            </w:r>
+          </w:p>
+          <w:p>
+            <w:pPr>
+              <w:pStyle w:val="Paragrafoelenco"/>
+              <w:numPr>
+                <w:ilvl w:val="0"/>
+                <w:numId w:val="26"/>
+              </w:numPr>
+              <w:rPr>
+                <w:rFonts w:ascii="Arial" w:hAnsi="Arial" w:cs="Arial"/>
+              </w:rPr>
+            </w:pPr>
+            <w:r>
+              <w:rPr>
+                <w:rFonts w:ascii="Arial" w:hAnsi="Arial" w:cs="Arial"/>
+              </w:rPr>
+              <w:t>Ho permesso agli utenti di cambiare la loro password. Ora, se vogliono farlo, devono inserire la vecchia password e quella nuova.</w:t>
+            </w:r>
+          </w:p>
+          <w:p>
+            <w:pPr>
+              <w:pStyle w:val="Paragrafoelenco"/>
+              <w:numPr>
+                <w:ilvl w:val="0"/>
+                <w:numId w:val="26"/>
+              </w:numPr>
+              <w:rPr>
+                <w:rFonts w:ascii="Arial" w:hAnsi="Arial" w:cs="Arial"/>
+              </w:rPr>
+            </w:pPr>
+            <w:r>
+              <w:rPr>
+                <w:rFonts w:ascii="Arial" w:hAnsi="Arial" w:cs="Arial"/>
+              </w:rPr>
+              <w:t>Se tutto è in ordine, la password viene aggiornata nel database, senza intoppi.</w:t>
+            </w:r>
+          </w:p>
+          <w:p>
+            <w:pPr>
+              <w:pStyle w:val="Paragrafoelenco"/>
+              <w:numPr>
+                <w:ilvl w:val="0"/>
+                <w:numId w:val="26"/>
+              </w:numPr>
+              <w:rPr>
+                <w:rFonts w:ascii="Arial" w:hAnsi="Arial" w:cs="Arial"/>
+              </w:rPr>
+            </w:pPr>
+            <w:r>
+              <w:rPr>
+                <w:rFonts w:ascii="Arial" w:hAnsi="Arial" w:cs="Arial"/>
+              </w:rPr>
+              <w:t>Aggiornamenti in manageInput.js:</w:t>
+            </w:r>
+          </w:p>
+          <w:p>
+            <w:pPr>
+              <w:pStyle w:val="Paragrafoelenco"/>
+              <w:numPr>
+                <w:ilvl w:val="0"/>
+                <w:numId w:val="26"/>
+              </w:numPr>
+              <w:rPr>
+                <w:rFonts w:ascii="Arial" w:hAnsi="Arial" w:cs="Arial"/>
+              </w:rPr>
+            </w:pPr>
+            <w:r>
+              <w:rPr>
+                <w:rFonts w:ascii="Arial" w:hAnsi="Arial" w:cs="Arial"/>
+              </w:rPr>
+              <w:t>Ho creato un sistema che permette agli utenti di aggiungere facilmente campi per caricare allegati (file, testo, disegni).</w:t>
+            </w:r>
+          </w:p>
+          <w:p>
+            <w:pPr>
+              <w:pStyle w:val="Paragrafoelenco"/>
+              <w:numPr>
+                <w:ilvl w:val="0"/>
+                <w:numId w:val="26"/>
+              </w:numPr>
+              <w:rPr>
+                <w:rFonts w:ascii="Arial" w:hAnsi="Arial" w:cs="Arial"/>
+              </w:rPr>
+            </w:pPr>
+            <w:r>
+              <w:rPr>
+                <w:rFonts w:ascii="Arial" w:hAnsi="Arial" w:cs="Arial"/>
+              </w:rPr>
+              <w:t>Ogni volta che si salva qualcosa, non c'è bisogno di ricaricare la pagina, perché tutto avviene tramite AJAX. Così l'utente riceve subito una notifica di successo o errore.</w:t>
+            </w:r>
+          </w:p>
+          <w:p>
+            <w:pPr>
+              <w:pStyle w:val="Paragrafoelenco"/>
+              <w:numPr>
+                <w:ilvl w:val="0"/>
+                <w:numId w:val="26"/>
+              </w:numPr>
+              <w:rPr>
+                <w:rFonts w:ascii="Arial" w:hAnsi="Arial" w:cs="Arial"/>
+              </w:rPr>
+            </w:pPr>
+            <w:r>
+              <w:rPr>
+                <w:rFonts w:ascii="Arial" w:hAnsi="Arial" w:cs="Arial"/>
+              </w:rPr>
+              <w:t>Lavoro sul database:</w:t>
+            </w:r>
+          </w:p>
+          <w:p>
+            <w:pPr>
+              <w:pStyle w:val="Paragrafoelenco"/>
+              <w:numPr>
+                <w:ilvl w:val="0"/>
+                <w:numId w:val="26"/>
+              </w:numPr>
+              <w:rPr>
+                <w:rFonts w:ascii="Arial" w:hAnsi="Arial" w:cs="Arial"/>
+              </w:rPr>
+            </w:pPr>
+            <w:r>
+              <w:rPr>
+                <w:rFonts w:ascii="Arial" w:hAnsi="Arial" w:cs="Arial"/>
+              </w:rPr>
+              <w:t>Ho creato una tabella attachment per memorizzare tutte le informazioni sugli allegati, come nome del file, percorso, tipo di file e ID della nota.</w:t>
+            </w:r>
+          </w:p>
+          <w:p>
+            <w:pPr>
+              <w:pStyle w:val="Paragrafoelenco"/>
+              <w:numPr>
+                <w:ilvl w:val="0"/>
+                <w:numId w:val="26"/>
+              </w:numPr>
+              <w:rPr>
+                <w:rFonts w:ascii="Arial" w:hAnsi="Arial" w:cs="Arial"/>
+              </w:rPr>
+            </w:pPr>
+            <w:r>
+              <w:rPr>
+                <w:rFonts w:ascii="Arial" w:hAnsi="Arial" w:cs="Arial"/>
+              </w:rPr>
+              <w:t>Ogni allegato è legato a una nota specifica, in modo da poterli ritrovare facilmente in futuro.</w:t>
+            </w:r>
+          </w:p>
+          <w:p>
+            <w:pPr>
+              <w:pStyle w:val="Paragrafoelenco"/>
+              <w:numPr>
+                <w:ilvl w:val="0"/>
+                <w:numId w:val="26"/>
+              </w:numPr>
+              <w:rPr>
+                <w:rFonts w:ascii="Arial" w:hAnsi="Arial" w:cs="Arial"/>
+              </w:rPr>
+            </w:pPr>
+            <w:r>
+              <w:rPr>
+                <w:rFonts w:ascii="Arial" w:hAnsi="Arial" w:cs="Arial"/>
+              </w:rPr>
+              <w:t>Test e debugging:</w:t>
+            </w:r>
+          </w:p>
+          <w:p>
+            <w:pPr>
+              <w:pStyle w:val="Paragrafoelenco"/>
+              <w:numPr>
+                <w:ilvl w:val="0"/>
+                <w:numId w:val="26"/>
+              </w:numPr>
+              <w:rPr>
+                <w:rFonts w:ascii="Arial" w:hAnsi="Arial" w:cs="Arial"/>
+              </w:rPr>
+            </w:pPr>
+            <w:r>
+              <w:rPr>
+                <w:rFonts w:ascii="Arial" w:hAnsi="Arial" w:cs="Arial"/>
+              </w:rPr>
+              <w:t>Ho fatto vari test per vedere se tutto funzionava come doveva: caricamento di file, scrittura di testo, disegno, cambio di password, ecc</w:t>
+            </w:r>
+            <w:bookmarkStart w:id="3" w:name="_GoBack"/>
+            <w:bookmarkEnd w:id="3"/>
+            <w:r>
+              <w:rPr>
+                <w:rFonts w:ascii="Arial" w:hAnsi="Arial" w:cs="Arial"/>
+              </w:rPr>
+              <w:t>.</w:t>
+            </w:r>
+          </w:p>
+          <w:p>
+            <w:pPr>
+              <w:pStyle w:val="Paragrafoelenco"/>
+              <w:numPr>
+                <w:ilvl w:val="0"/>
+                <w:numId w:val="26"/>
+              </w:numPr>
+              <w:rPr>
+                <w:lang w:eastAsia="it-CH"/>
+              </w:rPr>
+            </w:pPr>
+            <w:r>
+              <w:rPr>
+                <w:rFonts w:ascii="Arial" w:hAnsi="Arial" w:cs="Arial"/>
+              </w:rPr>
+              <w:t>Ho controllato anche i log per assicurarmi che non ci fossero errori.</w:t>
+            </w:r>
           </w:p>
         </w:tc>
       </w:tr>
@@ -356,22 +729,8 @@
             <w:tcW w:w="9854" w:type="dxa"/>
           </w:tcPr>
           <w:p>
-            <w:pPr>
-              <w:pStyle w:val="NormaleWeb"/>
-            </w:pPr>
             <w:r>
-              <w:t>probl</w:t>
-            </w:r>
-            <w:r>
-              <w:t>ema</w:t>
-            </w:r>
-            <w:r>
-              <w:t>: qu</w:t>
-            </w:r>
-            <w:bookmarkStart w:id="3" w:name="_GoBack"/>
-            <w:bookmarkEnd w:id="3"/>
-            <w:r>
-              <w:t>ando si ricerca il filtro non viene applicato</w:t>
+              <w:t>problema: quando si ricerca il filtro non viene applicato</w:t>
             </w:r>
           </w:p>
           <w:p>
@@ -627,6 +986,24 @@
                 <w:rFonts w:ascii="Arial" w:hAnsi="Arial" w:cs="Arial"/>
               </w:rPr>
               <w:t>Canvas</w:t>
+            </w:r>
+          </w:p>
+          <w:p>
+            <w:pPr>
+              <w:pStyle w:val="Paragrafoelenco"/>
+              <w:numPr>
+                <w:ilvl w:val="0"/>
+                <w:numId w:val="26"/>
+              </w:numPr>
+              <w:rPr>
+                <w:rFonts w:ascii="Arial" w:hAnsi="Arial" w:cs="Arial"/>
+              </w:rPr>
+            </w:pPr>
+            <w:r>
+              <w:rPr>
+                <w:rFonts w:ascii="Arial" w:hAnsi="Arial" w:cs="Arial"/>
+              </w:rPr>
+              <w:t>Attachments</w:t>
             </w:r>
           </w:p>
           <w:p>
@@ -1188,6 +1565,304 @@
 <file path=word/numbering.xml><?xml version="1.0" encoding="utf-8"?>
 <w:numbering xmlns:wpc="http://schemas.microsoft.com/office/word/2010/wordprocessingCanvas" xmlns:cx="http://schemas.microsoft.com/office/drawing/2014/chartex" xmlns:cx1="http://schemas.microsoft.com/office/drawing/2015/9/8/chartex" xmlns:cx2="http://schemas.microsoft.com/office/drawing/2015/10/21/chartex" xmlns:cx3="http://schemas.microsoft.com/office/drawing/2016/5/9/chartex" xmlns:cx4="http://schemas.microsoft.com/office/drawing/2016/5/10/chartex" xmlns:cx5="http://schemas.microsoft.com/office/drawing/2016/5/11/chartex" xmlns:cx6="http://schemas.microsoft.com/office/drawing/2016/5/12/chartex" xmlns:cx7="http://schemas.microsoft.com/office/drawing/2016/5/13/chartex" xmlns:cx8="http://schemas.microsoft.com/office/drawing/2016/5/14/chartex" xmlns:mc="http://schemas.openxmlformats.org/markup-compatibility/2006" xmlns:aink="http://schemas.microsoft.com/office/drawing/2016/ink" xmlns:am3d="http://schemas.microsoft.com/office/drawing/2017/model3d" xmlns:o="urn:schemas-microsoft-com:office:office" xmlns:r="http://schemas.openxmlformats.org/officeDocument/2006/relationships" xmlns:m="http://schemas.openxmlformats.org/officeDocument/2006/math" xmlns:v="urn:schemas-microsoft-com:vml" xmlns:wp14="http://schemas.microsoft.com/office/word/2010/wordprocessingDrawing" xmlns:wp="http://schemas.openxmlformats.org/drawingml/2006/wordprocessingDrawing" xmlns:w10="urn:schemas-microsoft-com:office:word" xmlns:w="http://schemas.openxmlformats.org/wordprocessingml/2006/main" xmlns:w14="http://schemas.microsoft.com/office/word/2010/wordml" xmlns:w15="http://schemas.microsoft.com/office/word/2012/wordml" xmlns:w16cid="http://schemas.microsoft.com/office/word/2016/wordml/cid" xmlns:w16se="http://schemas.microsoft.com/office/word/2015/wordml/symex" xmlns:wpg="http://schemas.microsoft.com/office/word/2010/wordprocessingGroup" xmlns:wpi="http://schemas.microsoft.com/office/word/2010/wordprocessingInk" xmlns:wne="http://schemas.microsoft.com/office/word/2006/wordml" xmlns:wps="http://schemas.microsoft.com/office/word/2010/wordprocessingShape" mc:Ignorable="w14 w15 w16se w16cid wp14">
   <w:abstractNum w:abstractNumId="0" w15:restartNumberingAfterBreak="0">
+    <w:nsid w:val="017339EA"/>
+    <w:multiLevelType w:val="multilevel"/>
+    <w:tmpl w:val="28F83A8A"/>
+    <w:lvl w:ilvl="0">
+      <w:start w:val="1"/>
+      <w:numFmt w:val="bullet"/>
+      <w:lvlText w:val=""/>
+      <w:lvlJc w:val="left"/>
+      <w:pPr>
+        <w:tabs>
+          <w:tab w:val="num" w:pos="720"/>
+        </w:tabs>
+        <w:ind w:left="720" w:hanging="360"/>
+      </w:pPr>
+      <w:rPr>
+        <w:rFonts w:ascii="Symbol" w:hAnsi="Symbol" w:hint="default"/>
+        <w:sz w:val="20"/>
+      </w:rPr>
+    </w:lvl>
+    <w:lvl w:ilvl="1" w:tentative="1">
+      <w:start w:val="1"/>
+      <w:numFmt w:val="bullet"/>
+      <w:lvlText w:val="o"/>
+      <w:lvlJc w:val="left"/>
+      <w:pPr>
+        <w:tabs>
+          <w:tab w:val="num" w:pos="1440"/>
+        </w:tabs>
+        <w:ind w:left="1440" w:hanging="360"/>
+      </w:pPr>
+      <w:rPr>
+        <w:rFonts w:ascii="Courier New" w:hAnsi="Courier New" w:hint="default"/>
+        <w:sz w:val="20"/>
+      </w:rPr>
+    </w:lvl>
+    <w:lvl w:ilvl="2" w:tentative="1">
+      <w:start w:val="1"/>
+      <w:numFmt w:val="bullet"/>
+      <w:lvlText w:val=""/>
+      <w:lvlJc w:val="left"/>
+      <w:pPr>
+        <w:tabs>
+          <w:tab w:val="num" w:pos="2160"/>
+        </w:tabs>
+        <w:ind w:left="2160" w:hanging="360"/>
+      </w:pPr>
+      <w:rPr>
+        <w:rFonts w:ascii="Wingdings" w:hAnsi="Wingdings" w:hint="default"/>
+        <w:sz w:val="20"/>
+      </w:rPr>
+    </w:lvl>
+    <w:lvl w:ilvl="3" w:tentative="1">
+      <w:start w:val="1"/>
+      <w:numFmt w:val="bullet"/>
+      <w:lvlText w:val=""/>
+      <w:lvlJc w:val="left"/>
+      <w:pPr>
+        <w:tabs>
+          <w:tab w:val="num" w:pos="2880"/>
+        </w:tabs>
+        <w:ind w:left="2880" w:hanging="360"/>
+      </w:pPr>
+      <w:rPr>
+        <w:rFonts w:ascii="Wingdings" w:hAnsi="Wingdings" w:hint="default"/>
+        <w:sz w:val="20"/>
+      </w:rPr>
+    </w:lvl>
+    <w:lvl w:ilvl="4" w:tentative="1">
+      <w:start w:val="1"/>
+      <w:numFmt w:val="bullet"/>
+      <w:lvlText w:val=""/>
+      <w:lvlJc w:val="left"/>
+      <w:pPr>
+        <w:tabs>
+          <w:tab w:val="num" w:pos="3600"/>
+        </w:tabs>
+        <w:ind w:left="3600" w:hanging="360"/>
+      </w:pPr>
+      <w:rPr>
+        <w:rFonts w:ascii="Wingdings" w:hAnsi="Wingdings" w:hint="default"/>
+        <w:sz w:val="20"/>
+      </w:rPr>
+    </w:lvl>
+    <w:lvl w:ilvl="5" w:tentative="1">
+      <w:start w:val="1"/>
+      <w:numFmt w:val="bullet"/>
+      <w:lvlText w:val=""/>
+      <w:lvlJc w:val="left"/>
+      <w:pPr>
+        <w:tabs>
+          <w:tab w:val="num" w:pos="4320"/>
+        </w:tabs>
+        <w:ind w:left="4320" w:hanging="360"/>
+      </w:pPr>
+      <w:rPr>
+        <w:rFonts w:ascii="Wingdings" w:hAnsi="Wingdings" w:hint="default"/>
+        <w:sz w:val="20"/>
+      </w:rPr>
+    </w:lvl>
+    <w:lvl w:ilvl="6" w:tentative="1">
+      <w:start w:val="1"/>
+      <w:numFmt w:val="bullet"/>
+      <w:lvlText w:val=""/>
+      <w:lvlJc w:val="left"/>
+      <w:pPr>
+        <w:tabs>
+          <w:tab w:val="num" w:pos="5040"/>
+        </w:tabs>
+        <w:ind w:left="5040" w:hanging="360"/>
+      </w:pPr>
+      <w:rPr>
+        <w:rFonts w:ascii="Wingdings" w:hAnsi="Wingdings" w:hint="default"/>
+        <w:sz w:val="20"/>
+      </w:rPr>
+    </w:lvl>
+    <w:lvl w:ilvl="7" w:tentative="1">
+      <w:start w:val="1"/>
+      <w:numFmt w:val="bullet"/>
+      <w:lvlText w:val=""/>
+      <w:lvlJc w:val="left"/>
+      <w:pPr>
+        <w:tabs>
+          <w:tab w:val="num" w:pos="5760"/>
+        </w:tabs>
+        <w:ind w:left="5760" w:hanging="360"/>
+      </w:pPr>
+      <w:rPr>
+        <w:rFonts w:ascii="Wingdings" w:hAnsi="Wingdings" w:hint="default"/>
+        <w:sz w:val="20"/>
+      </w:rPr>
+    </w:lvl>
+    <w:lvl w:ilvl="8" w:tentative="1">
+      <w:start w:val="1"/>
+      <w:numFmt w:val="bullet"/>
+      <w:lvlText w:val=""/>
+      <w:lvlJc w:val="left"/>
+      <w:pPr>
+        <w:tabs>
+          <w:tab w:val="num" w:pos="6480"/>
+        </w:tabs>
+        <w:ind w:left="6480" w:hanging="360"/>
+      </w:pPr>
+      <w:rPr>
+        <w:rFonts w:ascii="Wingdings" w:hAnsi="Wingdings" w:hint="default"/>
+        <w:sz w:val="20"/>
+      </w:rPr>
+    </w:lvl>
+  </w:abstractNum>
+  <w:abstractNum w:abstractNumId="1" w15:restartNumberingAfterBreak="0">
+    <w:nsid w:val="04433C4F"/>
+    <w:multiLevelType w:val="multilevel"/>
+    <w:tmpl w:val="C74ADA04"/>
+    <w:lvl w:ilvl="0">
+      <w:start w:val="1"/>
+      <w:numFmt w:val="bullet"/>
+      <w:lvlText w:val=""/>
+      <w:lvlJc w:val="left"/>
+      <w:pPr>
+        <w:tabs>
+          <w:tab w:val="num" w:pos="720"/>
+        </w:tabs>
+        <w:ind w:left="720" w:hanging="360"/>
+      </w:pPr>
+      <w:rPr>
+        <w:rFonts w:ascii="Symbol" w:hAnsi="Symbol" w:hint="default"/>
+        <w:sz w:val="20"/>
+      </w:rPr>
+    </w:lvl>
+    <w:lvl w:ilvl="1" w:tentative="1">
+      <w:start w:val="1"/>
+      <w:numFmt w:val="bullet"/>
+      <w:lvlText w:val="o"/>
+      <w:lvlJc w:val="left"/>
+      <w:pPr>
+        <w:tabs>
+          <w:tab w:val="num" w:pos="1440"/>
+        </w:tabs>
+        <w:ind w:left="1440" w:hanging="360"/>
+      </w:pPr>
+      <w:rPr>
+        <w:rFonts w:ascii="Courier New" w:hAnsi="Courier New" w:hint="default"/>
+        <w:sz w:val="20"/>
+      </w:rPr>
+    </w:lvl>
+    <w:lvl w:ilvl="2" w:tentative="1">
+      <w:start w:val="1"/>
+      <w:numFmt w:val="bullet"/>
+      <w:lvlText w:val=""/>
+      <w:lvlJc w:val="left"/>
+      <w:pPr>
+        <w:tabs>
+          <w:tab w:val="num" w:pos="2160"/>
+        </w:tabs>
+        <w:ind w:left="2160" w:hanging="360"/>
+      </w:pPr>
+      <w:rPr>
+        <w:rFonts w:ascii="Wingdings" w:hAnsi="Wingdings" w:hint="default"/>
+        <w:sz w:val="20"/>
+      </w:rPr>
+    </w:lvl>
+    <w:lvl w:ilvl="3" w:tentative="1">
+      <w:start w:val="1"/>
+      <w:numFmt w:val="bullet"/>
+      <w:lvlText w:val=""/>
+      <w:lvlJc w:val="left"/>
+      <w:pPr>
+        <w:tabs>
+          <w:tab w:val="num" w:pos="2880"/>
+        </w:tabs>
+        <w:ind w:left="2880" w:hanging="360"/>
+      </w:pPr>
+      <w:rPr>
+        <w:rFonts w:ascii="Wingdings" w:hAnsi="Wingdings" w:hint="default"/>
+        <w:sz w:val="20"/>
+      </w:rPr>
+    </w:lvl>
+    <w:lvl w:ilvl="4" w:tentative="1">
+      <w:start w:val="1"/>
+      <w:numFmt w:val="bullet"/>
+      <w:lvlText w:val=""/>
+      <w:lvlJc w:val="left"/>
+      <w:pPr>
+        <w:tabs>
+          <w:tab w:val="num" w:pos="3600"/>
+        </w:tabs>
+        <w:ind w:left="3600" w:hanging="360"/>
+      </w:pPr>
+      <w:rPr>
+        <w:rFonts w:ascii="Wingdings" w:hAnsi="Wingdings" w:hint="default"/>
+        <w:sz w:val="20"/>
+      </w:rPr>
+    </w:lvl>
+    <w:lvl w:ilvl="5" w:tentative="1">
+      <w:start w:val="1"/>
+      <w:numFmt w:val="bullet"/>
+      <w:lvlText w:val=""/>
+      <w:lvlJc w:val="left"/>
+      <w:pPr>
+        <w:tabs>
+          <w:tab w:val="num" w:pos="4320"/>
+        </w:tabs>
+        <w:ind w:left="4320" w:hanging="360"/>
+      </w:pPr>
+      <w:rPr>
+        <w:rFonts w:ascii="Wingdings" w:hAnsi="Wingdings" w:hint="default"/>
+        <w:sz w:val="20"/>
+      </w:rPr>
+    </w:lvl>
+    <w:lvl w:ilvl="6" w:tentative="1">
+      <w:start w:val="1"/>
+      <w:numFmt w:val="bullet"/>
+      <w:lvlText w:val=""/>
+      <w:lvlJc w:val="left"/>
+      <w:pPr>
+        <w:tabs>
+          <w:tab w:val="num" w:pos="5040"/>
+        </w:tabs>
+        <w:ind w:left="5040" w:hanging="360"/>
+      </w:pPr>
+      <w:rPr>
+        <w:rFonts w:ascii="Wingdings" w:hAnsi="Wingdings" w:hint="default"/>
+        <w:sz w:val="20"/>
+      </w:rPr>
+    </w:lvl>
+    <w:lvl w:ilvl="7" w:tentative="1">
+      <w:start w:val="1"/>
+      <w:numFmt w:val="bullet"/>
+      <w:lvlText w:val=""/>
+      <w:lvlJc w:val="left"/>
+      <w:pPr>
+        <w:tabs>
+          <w:tab w:val="num" w:pos="5760"/>
+        </w:tabs>
+        <w:ind w:left="5760" w:hanging="360"/>
+      </w:pPr>
+      <w:rPr>
+        <w:rFonts w:ascii="Wingdings" w:hAnsi="Wingdings" w:hint="default"/>
+        <w:sz w:val="20"/>
+      </w:rPr>
+    </w:lvl>
+    <w:lvl w:ilvl="8" w:tentative="1">
+      <w:start w:val="1"/>
+      <w:numFmt w:val="bullet"/>
+      <w:lvlText w:val=""/>
+      <w:lvlJc w:val="left"/>
+      <w:pPr>
+        <w:tabs>
+          <w:tab w:val="num" w:pos="6480"/>
+        </w:tabs>
+        <w:ind w:left="6480" w:hanging="360"/>
+      </w:pPr>
+      <w:rPr>
+        <w:rFonts w:ascii="Wingdings" w:hAnsi="Wingdings" w:hint="default"/>
+        <w:sz w:val="20"/>
+      </w:rPr>
+    </w:lvl>
+  </w:abstractNum>
+  <w:abstractNum w:abstractNumId="2" w15:restartNumberingAfterBreak="0">
     <w:nsid w:val="086A7E8A"/>
     <w:multiLevelType w:val="hybridMultilevel"/>
     <w:tmpl w:val="95488E5A"/>
@@ -1300,7 +1975,156 @@
       </w:rPr>
     </w:lvl>
   </w:abstractNum>
-  <w:abstractNum w:abstractNumId="1" w15:restartNumberingAfterBreak="0">
+  <w:abstractNum w:abstractNumId="3" w15:restartNumberingAfterBreak="0">
+    <w:nsid w:val="088F0F19"/>
+    <w:multiLevelType w:val="multilevel"/>
+    <w:tmpl w:val="C3B6B3FE"/>
+    <w:lvl w:ilvl="0">
+      <w:start w:val="1"/>
+      <w:numFmt w:val="bullet"/>
+      <w:lvlText w:val=""/>
+      <w:lvlJc w:val="left"/>
+      <w:pPr>
+        <w:tabs>
+          <w:tab w:val="num" w:pos="720"/>
+        </w:tabs>
+        <w:ind w:left="720" w:hanging="360"/>
+      </w:pPr>
+      <w:rPr>
+        <w:rFonts w:ascii="Symbol" w:hAnsi="Symbol" w:hint="default"/>
+        <w:sz w:val="20"/>
+      </w:rPr>
+    </w:lvl>
+    <w:lvl w:ilvl="1" w:tentative="1">
+      <w:start w:val="1"/>
+      <w:numFmt w:val="bullet"/>
+      <w:lvlText w:val="o"/>
+      <w:lvlJc w:val="left"/>
+      <w:pPr>
+        <w:tabs>
+          <w:tab w:val="num" w:pos="1440"/>
+        </w:tabs>
+        <w:ind w:left="1440" w:hanging="360"/>
+      </w:pPr>
+      <w:rPr>
+        <w:rFonts w:ascii="Courier New" w:hAnsi="Courier New" w:hint="default"/>
+        <w:sz w:val="20"/>
+      </w:rPr>
+    </w:lvl>
+    <w:lvl w:ilvl="2" w:tentative="1">
+      <w:start w:val="1"/>
+      <w:numFmt w:val="bullet"/>
+      <w:lvlText w:val=""/>
+      <w:lvlJc w:val="left"/>
+      <w:pPr>
+        <w:tabs>
+          <w:tab w:val="num" w:pos="2160"/>
+        </w:tabs>
+        <w:ind w:left="2160" w:hanging="360"/>
+      </w:pPr>
+      <w:rPr>
+        <w:rFonts w:ascii="Wingdings" w:hAnsi="Wingdings" w:hint="default"/>
+        <w:sz w:val="20"/>
+      </w:rPr>
+    </w:lvl>
+    <w:lvl w:ilvl="3" w:tentative="1">
+      <w:start w:val="1"/>
+      <w:numFmt w:val="bullet"/>
+      <w:lvlText w:val=""/>
+      <w:lvlJc w:val="left"/>
+      <w:pPr>
+        <w:tabs>
+          <w:tab w:val="num" w:pos="2880"/>
+        </w:tabs>
+        <w:ind w:left="2880" w:hanging="360"/>
+      </w:pPr>
+      <w:rPr>
+        <w:rFonts w:ascii="Wingdings" w:hAnsi="Wingdings" w:hint="default"/>
+        <w:sz w:val="20"/>
+      </w:rPr>
+    </w:lvl>
+    <w:lvl w:ilvl="4" w:tentative="1">
+      <w:start w:val="1"/>
+      <w:numFmt w:val="bullet"/>
+      <w:lvlText w:val=""/>
+      <w:lvlJc w:val="left"/>
+      <w:pPr>
+        <w:tabs>
+          <w:tab w:val="num" w:pos="3600"/>
+        </w:tabs>
+        <w:ind w:left="3600" w:hanging="360"/>
+      </w:pPr>
+      <w:rPr>
+        <w:rFonts w:ascii="Wingdings" w:hAnsi="Wingdings" w:hint="default"/>
+        <w:sz w:val="20"/>
+      </w:rPr>
+    </w:lvl>
+    <w:lvl w:ilvl="5" w:tentative="1">
+      <w:start w:val="1"/>
+      <w:numFmt w:val="bullet"/>
+      <w:lvlText w:val=""/>
+      <w:lvlJc w:val="left"/>
+      <w:pPr>
+        <w:tabs>
+          <w:tab w:val="num" w:pos="4320"/>
+        </w:tabs>
+        <w:ind w:left="4320" w:hanging="360"/>
+      </w:pPr>
+      <w:rPr>
+        <w:rFonts w:ascii="Wingdings" w:hAnsi="Wingdings" w:hint="default"/>
+        <w:sz w:val="20"/>
+      </w:rPr>
+    </w:lvl>
+    <w:lvl w:ilvl="6" w:tentative="1">
+      <w:start w:val="1"/>
+      <w:numFmt w:val="bullet"/>
+      <w:lvlText w:val=""/>
+      <w:lvlJc w:val="left"/>
+      <w:pPr>
+        <w:tabs>
+          <w:tab w:val="num" w:pos="5040"/>
+        </w:tabs>
+        <w:ind w:left="5040" w:hanging="360"/>
+      </w:pPr>
+      <w:rPr>
+        <w:rFonts w:ascii="Wingdings" w:hAnsi="Wingdings" w:hint="default"/>
+        <w:sz w:val="20"/>
+      </w:rPr>
+    </w:lvl>
+    <w:lvl w:ilvl="7" w:tentative="1">
+      <w:start w:val="1"/>
+      <w:numFmt w:val="bullet"/>
+      <w:lvlText w:val=""/>
+      <w:lvlJc w:val="left"/>
+      <w:pPr>
+        <w:tabs>
+          <w:tab w:val="num" w:pos="5760"/>
+        </w:tabs>
+        <w:ind w:left="5760" w:hanging="360"/>
+      </w:pPr>
+      <w:rPr>
+        <w:rFonts w:ascii="Wingdings" w:hAnsi="Wingdings" w:hint="default"/>
+        <w:sz w:val="20"/>
+      </w:rPr>
+    </w:lvl>
+    <w:lvl w:ilvl="8" w:tentative="1">
+      <w:start w:val="1"/>
+      <w:numFmt w:val="bullet"/>
+      <w:lvlText w:val=""/>
+      <w:lvlJc w:val="left"/>
+      <w:pPr>
+        <w:tabs>
+          <w:tab w:val="num" w:pos="6480"/>
+        </w:tabs>
+        <w:ind w:left="6480" w:hanging="360"/>
+      </w:pPr>
+      <w:rPr>
+        <w:rFonts w:ascii="Wingdings" w:hAnsi="Wingdings" w:hint="default"/>
+        <w:sz w:val="20"/>
+      </w:rPr>
+    </w:lvl>
+  </w:abstractNum>
+  <w:abstractNum w:abstractNumId="4" w15:restartNumberingAfterBreak="0">
     <w:nsid w:val="1AC113DD"/>
     <w:multiLevelType w:val="hybridMultilevel"/>
     <w:tmpl w:val="7F14AF36"/>
@@ -1412,7 +2236,7 @@
       </w:rPr>
     </w:lvl>
   </w:abstractNum>
-  <w:abstractNum w:abstractNumId="2" w15:restartNumberingAfterBreak="0">
+  <w:abstractNum w:abstractNumId="5" w15:restartNumberingAfterBreak="0">
     <w:nsid w:val="1DFB51AB"/>
     <w:multiLevelType w:val="hybridMultilevel"/>
     <w:tmpl w:val="BFACE39E"/>
@@ -1525,7 +2349,305 @@
       </w:rPr>
     </w:lvl>
   </w:abstractNum>
-  <w:abstractNum w:abstractNumId="3" w15:restartNumberingAfterBreak="0">
+  <w:abstractNum w:abstractNumId="6" w15:restartNumberingAfterBreak="0">
+    <w:nsid w:val="246C0EC3"/>
+    <w:multiLevelType w:val="multilevel"/>
+    <w:tmpl w:val="1778C554"/>
+    <w:lvl w:ilvl="0">
+      <w:start w:val="1"/>
+      <w:numFmt w:val="bullet"/>
+      <w:lvlText w:val=""/>
+      <w:lvlJc w:val="left"/>
+      <w:pPr>
+        <w:tabs>
+          <w:tab w:val="num" w:pos="720"/>
+        </w:tabs>
+        <w:ind w:left="720" w:hanging="360"/>
+      </w:pPr>
+      <w:rPr>
+        <w:rFonts w:ascii="Symbol" w:hAnsi="Symbol" w:hint="default"/>
+        <w:sz w:val="20"/>
+      </w:rPr>
+    </w:lvl>
+    <w:lvl w:ilvl="1" w:tentative="1">
+      <w:start w:val="1"/>
+      <w:numFmt w:val="bullet"/>
+      <w:lvlText w:val="o"/>
+      <w:lvlJc w:val="left"/>
+      <w:pPr>
+        <w:tabs>
+          <w:tab w:val="num" w:pos="1440"/>
+        </w:tabs>
+        <w:ind w:left="1440" w:hanging="360"/>
+      </w:pPr>
+      <w:rPr>
+        <w:rFonts w:ascii="Courier New" w:hAnsi="Courier New" w:hint="default"/>
+        <w:sz w:val="20"/>
+      </w:rPr>
+    </w:lvl>
+    <w:lvl w:ilvl="2" w:tentative="1">
+      <w:start w:val="1"/>
+      <w:numFmt w:val="bullet"/>
+      <w:lvlText w:val=""/>
+      <w:lvlJc w:val="left"/>
+      <w:pPr>
+        <w:tabs>
+          <w:tab w:val="num" w:pos="2160"/>
+        </w:tabs>
+        <w:ind w:left="2160" w:hanging="360"/>
+      </w:pPr>
+      <w:rPr>
+        <w:rFonts w:ascii="Wingdings" w:hAnsi="Wingdings" w:hint="default"/>
+        <w:sz w:val="20"/>
+      </w:rPr>
+    </w:lvl>
+    <w:lvl w:ilvl="3" w:tentative="1">
+      <w:start w:val="1"/>
+      <w:numFmt w:val="bullet"/>
+      <w:lvlText w:val=""/>
+      <w:lvlJc w:val="left"/>
+      <w:pPr>
+        <w:tabs>
+          <w:tab w:val="num" w:pos="2880"/>
+        </w:tabs>
+        <w:ind w:left="2880" w:hanging="360"/>
+      </w:pPr>
+      <w:rPr>
+        <w:rFonts w:ascii="Wingdings" w:hAnsi="Wingdings" w:hint="default"/>
+        <w:sz w:val="20"/>
+      </w:rPr>
+    </w:lvl>
+    <w:lvl w:ilvl="4" w:tentative="1">
+      <w:start w:val="1"/>
+      <w:numFmt w:val="bullet"/>
+      <w:lvlText w:val=""/>
+      <w:lvlJc w:val="left"/>
+      <w:pPr>
+        <w:tabs>
+          <w:tab w:val="num" w:pos="3600"/>
+        </w:tabs>
+        <w:ind w:left="3600" w:hanging="360"/>
+      </w:pPr>
+      <w:rPr>
+        <w:rFonts w:ascii="Wingdings" w:hAnsi="Wingdings" w:hint="default"/>
+        <w:sz w:val="20"/>
+      </w:rPr>
+    </w:lvl>
+    <w:lvl w:ilvl="5" w:tentative="1">
+      <w:start w:val="1"/>
+      <w:numFmt w:val="bullet"/>
+      <w:lvlText w:val=""/>
+      <w:lvlJc w:val="left"/>
+      <w:pPr>
+        <w:tabs>
+          <w:tab w:val="num" w:pos="4320"/>
+        </w:tabs>
+        <w:ind w:left="4320" w:hanging="360"/>
+      </w:pPr>
+      <w:rPr>
+        <w:rFonts w:ascii="Wingdings" w:hAnsi="Wingdings" w:hint="default"/>
+        <w:sz w:val="20"/>
+      </w:rPr>
+    </w:lvl>
+    <w:lvl w:ilvl="6" w:tentative="1">
+      <w:start w:val="1"/>
+      <w:numFmt w:val="bullet"/>
+      <w:lvlText w:val=""/>
+      <w:lvlJc w:val="left"/>
+      <w:pPr>
+        <w:tabs>
+          <w:tab w:val="num" w:pos="5040"/>
+        </w:tabs>
+        <w:ind w:left="5040" w:hanging="360"/>
+      </w:pPr>
+      <w:rPr>
+        <w:rFonts w:ascii="Wingdings" w:hAnsi="Wingdings" w:hint="default"/>
+        <w:sz w:val="20"/>
+      </w:rPr>
+    </w:lvl>
+    <w:lvl w:ilvl="7" w:tentative="1">
+      <w:start w:val="1"/>
+      <w:numFmt w:val="bullet"/>
+      <w:lvlText w:val=""/>
+      <w:lvlJc w:val="left"/>
+      <w:pPr>
+        <w:tabs>
+          <w:tab w:val="num" w:pos="5760"/>
+        </w:tabs>
+        <w:ind w:left="5760" w:hanging="360"/>
+      </w:pPr>
+      <w:rPr>
+        <w:rFonts w:ascii="Wingdings" w:hAnsi="Wingdings" w:hint="default"/>
+        <w:sz w:val="20"/>
+      </w:rPr>
+    </w:lvl>
+    <w:lvl w:ilvl="8" w:tentative="1">
+      <w:start w:val="1"/>
+      <w:numFmt w:val="bullet"/>
+      <w:lvlText w:val=""/>
+      <w:lvlJc w:val="left"/>
+      <w:pPr>
+        <w:tabs>
+          <w:tab w:val="num" w:pos="6480"/>
+        </w:tabs>
+        <w:ind w:left="6480" w:hanging="360"/>
+      </w:pPr>
+      <w:rPr>
+        <w:rFonts w:ascii="Wingdings" w:hAnsi="Wingdings" w:hint="default"/>
+        <w:sz w:val="20"/>
+      </w:rPr>
+    </w:lvl>
+  </w:abstractNum>
+  <w:abstractNum w:abstractNumId="7" w15:restartNumberingAfterBreak="0">
+    <w:nsid w:val="27036573"/>
+    <w:multiLevelType w:val="multilevel"/>
+    <w:tmpl w:val="625009A8"/>
+    <w:lvl w:ilvl="0">
+      <w:start w:val="1"/>
+      <w:numFmt w:val="bullet"/>
+      <w:lvlText w:val=""/>
+      <w:lvlJc w:val="left"/>
+      <w:pPr>
+        <w:tabs>
+          <w:tab w:val="num" w:pos="720"/>
+        </w:tabs>
+        <w:ind w:left="720" w:hanging="360"/>
+      </w:pPr>
+      <w:rPr>
+        <w:rFonts w:ascii="Symbol" w:hAnsi="Symbol" w:hint="default"/>
+        <w:sz w:val="20"/>
+      </w:rPr>
+    </w:lvl>
+    <w:lvl w:ilvl="1" w:tentative="1">
+      <w:start w:val="1"/>
+      <w:numFmt w:val="bullet"/>
+      <w:lvlText w:val="o"/>
+      <w:lvlJc w:val="left"/>
+      <w:pPr>
+        <w:tabs>
+          <w:tab w:val="num" w:pos="1440"/>
+        </w:tabs>
+        <w:ind w:left="1440" w:hanging="360"/>
+      </w:pPr>
+      <w:rPr>
+        <w:rFonts w:ascii="Courier New" w:hAnsi="Courier New" w:hint="default"/>
+        <w:sz w:val="20"/>
+      </w:rPr>
+    </w:lvl>
+    <w:lvl w:ilvl="2" w:tentative="1">
+      <w:start w:val="1"/>
+      <w:numFmt w:val="bullet"/>
+      <w:lvlText w:val=""/>
+      <w:lvlJc w:val="left"/>
+      <w:pPr>
+        <w:tabs>
+          <w:tab w:val="num" w:pos="2160"/>
+        </w:tabs>
+        <w:ind w:left="2160" w:hanging="360"/>
+      </w:pPr>
+      <w:rPr>
+        <w:rFonts w:ascii="Wingdings" w:hAnsi="Wingdings" w:hint="default"/>
+        <w:sz w:val="20"/>
+      </w:rPr>
+    </w:lvl>
+    <w:lvl w:ilvl="3" w:tentative="1">
+      <w:start w:val="1"/>
+      <w:numFmt w:val="bullet"/>
+      <w:lvlText w:val=""/>
+      <w:lvlJc w:val="left"/>
+      <w:pPr>
+        <w:tabs>
+          <w:tab w:val="num" w:pos="2880"/>
+        </w:tabs>
+        <w:ind w:left="2880" w:hanging="360"/>
+      </w:pPr>
+      <w:rPr>
+        <w:rFonts w:ascii="Wingdings" w:hAnsi="Wingdings" w:hint="default"/>
+        <w:sz w:val="20"/>
+      </w:rPr>
+    </w:lvl>
+    <w:lvl w:ilvl="4" w:tentative="1">
+      <w:start w:val="1"/>
+      <w:numFmt w:val="bullet"/>
+      <w:lvlText w:val=""/>
+      <w:lvlJc w:val="left"/>
+      <w:pPr>
+        <w:tabs>
+          <w:tab w:val="num" w:pos="3600"/>
+        </w:tabs>
+        <w:ind w:left="3600" w:hanging="360"/>
+      </w:pPr>
+      <w:rPr>
+        <w:rFonts w:ascii="Wingdings" w:hAnsi="Wingdings" w:hint="default"/>
+        <w:sz w:val="20"/>
+      </w:rPr>
+    </w:lvl>
+    <w:lvl w:ilvl="5" w:tentative="1">
+      <w:start w:val="1"/>
+      <w:numFmt w:val="bullet"/>
+      <w:lvlText w:val=""/>
+      <w:lvlJc w:val="left"/>
+      <w:pPr>
+        <w:tabs>
+          <w:tab w:val="num" w:pos="4320"/>
+        </w:tabs>
+        <w:ind w:left="4320" w:hanging="360"/>
+      </w:pPr>
+      <w:rPr>
+        <w:rFonts w:ascii="Wingdings" w:hAnsi="Wingdings" w:hint="default"/>
+        <w:sz w:val="20"/>
+      </w:rPr>
+    </w:lvl>
+    <w:lvl w:ilvl="6" w:tentative="1">
+      <w:start w:val="1"/>
+      <w:numFmt w:val="bullet"/>
+      <w:lvlText w:val=""/>
+      <w:lvlJc w:val="left"/>
+      <w:pPr>
+        <w:tabs>
+          <w:tab w:val="num" w:pos="5040"/>
+        </w:tabs>
+        <w:ind w:left="5040" w:hanging="360"/>
+      </w:pPr>
+      <w:rPr>
+        <w:rFonts w:ascii="Wingdings" w:hAnsi="Wingdings" w:hint="default"/>
+        <w:sz w:val="20"/>
+      </w:rPr>
+    </w:lvl>
+    <w:lvl w:ilvl="7" w:tentative="1">
+      <w:start w:val="1"/>
+      <w:numFmt w:val="bullet"/>
+      <w:lvlText w:val=""/>
+      <w:lvlJc w:val="left"/>
+      <w:pPr>
+        <w:tabs>
+          <w:tab w:val="num" w:pos="5760"/>
+        </w:tabs>
+        <w:ind w:left="5760" w:hanging="360"/>
+      </w:pPr>
+      <w:rPr>
+        <w:rFonts w:ascii="Wingdings" w:hAnsi="Wingdings" w:hint="default"/>
+        <w:sz w:val="20"/>
+      </w:rPr>
+    </w:lvl>
+    <w:lvl w:ilvl="8" w:tentative="1">
+      <w:start w:val="1"/>
+      <w:numFmt w:val="bullet"/>
+      <w:lvlText w:val=""/>
+      <w:lvlJc w:val="left"/>
+      <w:pPr>
+        <w:tabs>
+          <w:tab w:val="num" w:pos="6480"/>
+        </w:tabs>
+        <w:ind w:left="6480" w:hanging="360"/>
+      </w:pPr>
+      <w:rPr>
+        <w:rFonts w:ascii="Wingdings" w:hAnsi="Wingdings" w:hint="default"/>
+        <w:sz w:val="20"/>
+      </w:rPr>
+    </w:lvl>
+  </w:abstractNum>
+  <w:abstractNum w:abstractNumId="8" w15:restartNumberingAfterBreak="0">
     <w:nsid w:val="298B70FA"/>
     <w:multiLevelType w:val="hybridMultilevel"/>
     <w:tmpl w:val="D47E98B8"/>
@@ -1638,7 +2760,156 @@
       </w:rPr>
     </w:lvl>
   </w:abstractNum>
-  <w:abstractNum w:abstractNumId="4" w15:restartNumberingAfterBreak="0">
+  <w:abstractNum w:abstractNumId="9" w15:restartNumberingAfterBreak="0">
+    <w:nsid w:val="2CFF00C6"/>
+    <w:multiLevelType w:val="multilevel"/>
+    <w:tmpl w:val="BF12BA34"/>
+    <w:lvl w:ilvl="0">
+      <w:start w:val="1"/>
+      <w:numFmt w:val="bullet"/>
+      <w:lvlText w:val=""/>
+      <w:lvlJc w:val="left"/>
+      <w:pPr>
+        <w:tabs>
+          <w:tab w:val="num" w:pos="720"/>
+        </w:tabs>
+        <w:ind w:left="720" w:hanging="360"/>
+      </w:pPr>
+      <w:rPr>
+        <w:rFonts w:ascii="Symbol" w:hAnsi="Symbol" w:hint="default"/>
+        <w:sz w:val="20"/>
+      </w:rPr>
+    </w:lvl>
+    <w:lvl w:ilvl="1">
+      <w:start w:val="1"/>
+      <w:numFmt w:val="bullet"/>
+      <w:lvlText w:val="o"/>
+      <w:lvlJc w:val="left"/>
+      <w:pPr>
+        <w:tabs>
+          <w:tab w:val="num" w:pos="1440"/>
+        </w:tabs>
+        <w:ind w:left="1440" w:hanging="360"/>
+      </w:pPr>
+      <w:rPr>
+        <w:rFonts w:ascii="Courier New" w:hAnsi="Courier New" w:hint="default"/>
+        <w:sz w:val="20"/>
+      </w:rPr>
+    </w:lvl>
+    <w:lvl w:ilvl="2" w:tentative="1">
+      <w:start w:val="1"/>
+      <w:numFmt w:val="bullet"/>
+      <w:lvlText w:val=""/>
+      <w:lvlJc w:val="left"/>
+      <w:pPr>
+        <w:tabs>
+          <w:tab w:val="num" w:pos="2160"/>
+        </w:tabs>
+        <w:ind w:left="2160" w:hanging="360"/>
+      </w:pPr>
+      <w:rPr>
+        <w:rFonts w:ascii="Wingdings" w:hAnsi="Wingdings" w:hint="default"/>
+        <w:sz w:val="20"/>
+      </w:rPr>
+    </w:lvl>
+    <w:lvl w:ilvl="3" w:tentative="1">
+      <w:start w:val="1"/>
+      <w:numFmt w:val="bullet"/>
+      <w:lvlText w:val=""/>
+      <w:lvlJc w:val="left"/>
+      <w:pPr>
+        <w:tabs>
+          <w:tab w:val="num" w:pos="2880"/>
+        </w:tabs>
+        <w:ind w:left="2880" w:hanging="360"/>
+      </w:pPr>
+      <w:rPr>
+        <w:rFonts w:ascii="Wingdings" w:hAnsi="Wingdings" w:hint="default"/>
+        <w:sz w:val="20"/>
+      </w:rPr>
+    </w:lvl>
+    <w:lvl w:ilvl="4" w:tentative="1">
+      <w:start w:val="1"/>
+      <w:numFmt w:val="bullet"/>
+      <w:lvlText w:val=""/>
+      <w:lvlJc w:val="left"/>
+      <w:pPr>
+        <w:tabs>
+          <w:tab w:val="num" w:pos="3600"/>
+        </w:tabs>
+        <w:ind w:left="3600" w:hanging="360"/>
+      </w:pPr>
+      <w:rPr>
+        <w:rFonts w:ascii="Wingdings" w:hAnsi="Wingdings" w:hint="default"/>
+        <w:sz w:val="20"/>
+      </w:rPr>
+    </w:lvl>
+    <w:lvl w:ilvl="5" w:tentative="1">
+      <w:start w:val="1"/>
+      <w:numFmt w:val="bullet"/>
+      <w:lvlText w:val=""/>
+      <w:lvlJc w:val="left"/>
+      <w:pPr>
+        <w:tabs>
+          <w:tab w:val="num" w:pos="4320"/>
+        </w:tabs>
+        <w:ind w:left="4320" w:hanging="360"/>
+      </w:pPr>
+      <w:rPr>
+        <w:rFonts w:ascii="Wingdings" w:hAnsi="Wingdings" w:hint="default"/>
+        <w:sz w:val="20"/>
+      </w:rPr>
+    </w:lvl>
+    <w:lvl w:ilvl="6" w:tentative="1">
+      <w:start w:val="1"/>
+      <w:numFmt w:val="bullet"/>
+      <w:lvlText w:val=""/>
+      <w:lvlJc w:val="left"/>
+      <w:pPr>
+        <w:tabs>
+          <w:tab w:val="num" w:pos="5040"/>
+        </w:tabs>
+        <w:ind w:left="5040" w:hanging="360"/>
+      </w:pPr>
+      <w:rPr>
+        <w:rFonts w:ascii="Wingdings" w:hAnsi="Wingdings" w:hint="default"/>
+        <w:sz w:val="20"/>
+      </w:rPr>
+    </w:lvl>
+    <w:lvl w:ilvl="7" w:tentative="1">
+      <w:start w:val="1"/>
+      <w:numFmt w:val="bullet"/>
+      <w:lvlText w:val=""/>
+      <w:lvlJc w:val="left"/>
+      <w:pPr>
+        <w:tabs>
+          <w:tab w:val="num" w:pos="5760"/>
+        </w:tabs>
+        <w:ind w:left="5760" w:hanging="360"/>
+      </w:pPr>
+      <w:rPr>
+        <w:rFonts w:ascii="Wingdings" w:hAnsi="Wingdings" w:hint="default"/>
+        <w:sz w:val="20"/>
+      </w:rPr>
+    </w:lvl>
+    <w:lvl w:ilvl="8" w:tentative="1">
+      <w:start w:val="1"/>
+      <w:numFmt w:val="bullet"/>
+      <w:lvlText w:val=""/>
+      <w:lvlJc w:val="left"/>
+      <w:pPr>
+        <w:tabs>
+          <w:tab w:val="num" w:pos="6480"/>
+        </w:tabs>
+        <w:ind w:left="6480" w:hanging="360"/>
+      </w:pPr>
+      <w:rPr>
+        <w:rFonts w:ascii="Wingdings" w:hAnsi="Wingdings" w:hint="default"/>
+        <w:sz w:val="20"/>
+      </w:rPr>
+    </w:lvl>
+  </w:abstractNum>
+  <w:abstractNum w:abstractNumId="10" w15:restartNumberingAfterBreak="0">
     <w:nsid w:val="36E11DF4"/>
     <w:multiLevelType w:val="hybridMultilevel"/>
     <w:tmpl w:val="1856E4BE"/>
@@ -1750,7 +3021,7 @@
       </w:rPr>
     </w:lvl>
   </w:abstractNum>
-  <w:abstractNum w:abstractNumId="5" w15:restartNumberingAfterBreak="0">
+  <w:abstractNum w:abstractNumId="11" w15:restartNumberingAfterBreak="0">
     <w:nsid w:val="3AFA4BF8"/>
     <w:multiLevelType w:val="hybridMultilevel"/>
     <w:tmpl w:val="EF1C99B4"/>
@@ -1862,7 +3133,7 @@
       </w:rPr>
     </w:lvl>
   </w:abstractNum>
-  <w:abstractNum w:abstractNumId="6" w15:restartNumberingAfterBreak="0">
+  <w:abstractNum w:abstractNumId="12" w15:restartNumberingAfterBreak="0">
     <w:nsid w:val="3D4C551D"/>
     <w:multiLevelType w:val="hybridMultilevel"/>
     <w:tmpl w:val="1D629A34"/>
@@ -1975,7 +3246,7 @@
       </w:rPr>
     </w:lvl>
   </w:abstractNum>
-  <w:abstractNum w:abstractNumId="7" w15:restartNumberingAfterBreak="0">
+  <w:abstractNum w:abstractNumId="13" w15:restartNumberingAfterBreak="0">
     <w:nsid w:val="3EBE4D1A"/>
     <w:multiLevelType w:val="hybridMultilevel"/>
     <w:tmpl w:val="C2E8BF98"/>
@@ -2087,7 +3358,7 @@
       </w:rPr>
     </w:lvl>
   </w:abstractNum>
-  <w:abstractNum w:abstractNumId="8" w15:restartNumberingAfterBreak="0">
+  <w:abstractNum w:abstractNumId="14" w15:restartNumberingAfterBreak="0">
     <w:nsid w:val="3EC01F22"/>
     <w:multiLevelType w:val="hybridMultilevel"/>
     <w:tmpl w:val="6BB68C4C"/>
@@ -2200,7 +3471,7 @@
       </w:rPr>
     </w:lvl>
   </w:abstractNum>
-  <w:abstractNum w:abstractNumId="9" w15:restartNumberingAfterBreak="0">
+  <w:abstractNum w:abstractNumId="15" w15:restartNumberingAfterBreak="0">
     <w:nsid w:val="3F671B2A"/>
     <w:multiLevelType w:val="hybridMultilevel"/>
     <w:tmpl w:val="837CCA7E"/>
@@ -2313,7 +3584,7 @@
       </w:rPr>
     </w:lvl>
   </w:abstractNum>
-  <w:abstractNum w:abstractNumId="10" w15:restartNumberingAfterBreak="0">
+  <w:abstractNum w:abstractNumId="16" w15:restartNumberingAfterBreak="0">
     <w:nsid w:val="432D4A14"/>
     <w:multiLevelType w:val="hybridMultilevel"/>
     <w:tmpl w:val="3850D6E2"/>
@@ -2425,7 +3696,7 @@
       </w:rPr>
     </w:lvl>
   </w:abstractNum>
-  <w:abstractNum w:abstractNumId="11" w15:restartNumberingAfterBreak="0">
+  <w:abstractNum w:abstractNumId="17" w15:restartNumberingAfterBreak="0">
     <w:nsid w:val="442C21C6"/>
     <w:multiLevelType w:val="hybridMultilevel"/>
     <w:tmpl w:val="D64E2F34"/>
@@ -2538,7 +3809,7 @@
       </w:rPr>
     </w:lvl>
   </w:abstractNum>
-  <w:abstractNum w:abstractNumId="12" w15:restartNumberingAfterBreak="0">
+  <w:abstractNum w:abstractNumId="18" w15:restartNumberingAfterBreak="0">
     <w:nsid w:val="44F65ACA"/>
     <w:multiLevelType w:val="hybridMultilevel"/>
     <w:tmpl w:val="A3C8D654"/>
@@ -2651,7 +3922,7 @@
       </w:rPr>
     </w:lvl>
   </w:abstractNum>
-  <w:abstractNum w:abstractNumId="13" w15:restartNumberingAfterBreak="0">
+  <w:abstractNum w:abstractNumId="19" w15:restartNumberingAfterBreak="0">
     <w:nsid w:val="45714A95"/>
     <w:multiLevelType w:val="hybridMultilevel"/>
     <w:tmpl w:val="05F4A790"/>
@@ -2763,7 +4034,156 @@
       </w:rPr>
     </w:lvl>
   </w:abstractNum>
-  <w:abstractNum w:abstractNumId="14" w15:restartNumberingAfterBreak="0">
+  <w:abstractNum w:abstractNumId="20" w15:restartNumberingAfterBreak="0">
+    <w:nsid w:val="45A22227"/>
+    <w:multiLevelType w:val="multilevel"/>
+    <w:tmpl w:val="E7F8A980"/>
+    <w:lvl w:ilvl="0">
+      <w:start w:val="1"/>
+      <w:numFmt w:val="bullet"/>
+      <w:lvlText w:val=""/>
+      <w:lvlJc w:val="left"/>
+      <w:pPr>
+        <w:tabs>
+          <w:tab w:val="num" w:pos="720"/>
+        </w:tabs>
+        <w:ind w:left="720" w:hanging="360"/>
+      </w:pPr>
+      <w:rPr>
+        <w:rFonts w:ascii="Symbol" w:hAnsi="Symbol" w:hint="default"/>
+        <w:sz w:val="20"/>
+      </w:rPr>
+    </w:lvl>
+    <w:lvl w:ilvl="1" w:tentative="1">
+      <w:start w:val="1"/>
+      <w:numFmt w:val="bullet"/>
+      <w:lvlText w:val="o"/>
+      <w:lvlJc w:val="left"/>
+      <w:pPr>
+        <w:tabs>
+          <w:tab w:val="num" w:pos="1440"/>
+        </w:tabs>
+        <w:ind w:left="1440" w:hanging="360"/>
+      </w:pPr>
+      <w:rPr>
+        <w:rFonts w:ascii="Courier New" w:hAnsi="Courier New" w:hint="default"/>
+        <w:sz w:val="20"/>
+      </w:rPr>
+    </w:lvl>
+    <w:lvl w:ilvl="2" w:tentative="1">
+      <w:start w:val="1"/>
+      <w:numFmt w:val="bullet"/>
+      <w:lvlText w:val=""/>
+      <w:lvlJc w:val="left"/>
+      <w:pPr>
+        <w:tabs>
+          <w:tab w:val="num" w:pos="2160"/>
+        </w:tabs>
+        <w:ind w:left="2160" w:hanging="360"/>
+      </w:pPr>
+      <w:rPr>
+        <w:rFonts w:ascii="Wingdings" w:hAnsi="Wingdings" w:hint="default"/>
+        <w:sz w:val="20"/>
+      </w:rPr>
+    </w:lvl>
+    <w:lvl w:ilvl="3" w:tentative="1">
+      <w:start w:val="1"/>
+      <w:numFmt w:val="bullet"/>
+      <w:lvlText w:val=""/>
+      <w:lvlJc w:val="left"/>
+      <w:pPr>
+        <w:tabs>
+          <w:tab w:val="num" w:pos="2880"/>
+        </w:tabs>
+        <w:ind w:left="2880" w:hanging="360"/>
+      </w:pPr>
+      <w:rPr>
+        <w:rFonts w:ascii="Wingdings" w:hAnsi="Wingdings" w:hint="default"/>
+        <w:sz w:val="20"/>
+      </w:rPr>
+    </w:lvl>
+    <w:lvl w:ilvl="4" w:tentative="1">
+      <w:start w:val="1"/>
+      <w:numFmt w:val="bullet"/>
+      <w:lvlText w:val=""/>
+      <w:lvlJc w:val="left"/>
+      <w:pPr>
+        <w:tabs>
+          <w:tab w:val="num" w:pos="3600"/>
+        </w:tabs>
+        <w:ind w:left="3600" w:hanging="360"/>
+      </w:pPr>
+      <w:rPr>
+        <w:rFonts w:ascii="Wingdings" w:hAnsi="Wingdings" w:hint="default"/>
+        <w:sz w:val="20"/>
+      </w:rPr>
+    </w:lvl>
+    <w:lvl w:ilvl="5" w:tentative="1">
+      <w:start w:val="1"/>
+      <w:numFmt w:val="bullet"/>
+      <w:lvlText w:val=""/>
+      <w:lvlJc w:val="left"/>
+      <w:pPr>
+        <w:tabs>
+          <w:tab w:val="num" w:pos="4320"/>
+        </w:tabs>
+        <w:ind w:left="4320" w:hanging="360"/>
+      </w:pPr>
+      <w:rPr>
+        <w:rFonts w:ascii="Wingdings" w:hAnsi="Wingdings" w:hint="default"/>
+        <w:sz w:val="20"/>
+      </w:rPr>
+    </w:lvl>
+    <w:lvl w:ilvl="6" w:tentative="1">
+      <w:start w:val="1"/>
+      <w:numFmt w:val="bullet"/>
+      <w:lvlText w:val=""/>
+      <w:lvlJc w:val="left"/>
+      <w:pPr>
+        <w:tabs>
+          <w:tab w:val="num" w:pos="5040"/>
+        </w:tabs>
+        <w:ind w:left="5040" w:hanging="360"/>
+      </w:pPr>
+      <w:rPr>
+        <w:rFonts w:ascii="Wingdings" w:hAnsi="Wingdings" w:hint="default"/>
+        <w:sz w:val="20"/>
+      </w:rPr>
+    </w:lvl>
+    <w:lvl w:ilvl="7" w:tentative="1">
+      <w:start w:val="1"/>
+      <w:numFmt w:val="bullet"/>
+      <w:lvlText w:val=""/>
+      <w:lvlJc w:val="left"/>
+      <w:pPr>
+        <w:tabs>
+          <w:tab w:val="num" w:pos="5760"/>
+        </w:tabs>
+        <w:ind w:left="5760" w:hanging="360"/>
+      </w:pPr>
+      <w:rPr>
+        <w:rFonts w:ascii="Wingdings" w:hAnsi="Wingdings" w:hint="default"/>
+        <w:sz w:val="20"/>
+      </w:rPr>
+    </w:lvl>
+    <w:lvl w:ilvl="8" w:tentative="1">
+      <w:start w:val="1"/>
+      <w:numFmt w:val="bullet"/>
+      <w:lvlText w:val=""/>
+      <w:lvlJc w:val="left"/>
+      <w:pPr>
+        <w:tabs>
+          <w:tab w:val="num" w:pos="6480"/>
+        </w:tabs>
+        <w:ind w:left="6480" w:hanging="360"/>
+      </w:pPr>
+      <w:rPr>
+        <w:rFonts w:ascii="Wingdings" w:hAnsi="Wingdings" w:hint="default"/>
+        <w:sz w:val="20"/>
+      </w:rPr>
+    </w:lvl>
+  </w:abstractNum>
+  <w:abstractNum w:abstractNumId="21" w15:restartNumberingAfterBreak="0">
     <w:nsid w:val="47473CE2"/>
     <w:multiLevelType w:val="hybridMultilevel"/>
     <w:tmpl w:val="ECF27DAE"/>
@@ -2875,7 +4295,7 @@
       </w:rPr>
     </w:lvl>
   </w:abstractNum>
-  <w:abstractNum w:abstractNumId="15" w15:restartNumberingAfterBreak="0">
+  <w:abstractNum w:abstractNumId="22" w15:restartNumberingAfterBreak="0">
     <w:nsid w:val="4D8115E5"/>
     <w:multiLevelType w:val="hybridMultilevel"/>
     <w:tmpl w:val="3DC066B4"/>
@@ -2988,7 +4408,7 @@
       </w:rPr>
     </w:lvl>
   </w:abstractNum>
-  <w:abstractNum w:abstractNumId="16" w15:restartNumberingAfterBreak="0">
+  <w:abstractNum w:abstractNumId="23" w15:restartNumberingAfterBreak="0">
     <w:nsid w:val="520D05CC"/>
     <w:multiLevelType w:val="hybridMultilevel"/>
     <w:tmpl w:val="40CC2690"/>
@@ -3101,7 +4521,7 @@
       </w:rPr>
     </w:lvl>
   </w:abstractNum>
-  <w:abstractNum w:abstractNumId="17" w15:restartNumberingAfterBreak="0">
+  <w:abstractNum w:abstractNumId="24" w15:restartNumberingAfterBreak="0">
     <w:nsid w:val="52764F9E"/>
     <w:multiLevelType w:val="hybridMultilevel"/>
     <w:tmpl w:val="2A0A3718"/>
@@ -3214,7 +4634,7 @@
       </w:rPr>
     </w:lvl>
   </w:abstractNum>
-  <w:abstractNum w:abstractNumId="18" w15:restartNumberingAfterBreak="0">
+  <w:abstractNum w:abstractNumId="25" w15:restartNumberingAfterBreak="0">
     <w:nsid w:val="5A3606D5"/>
     <w:multiLevelType w:val="hybridMultilevel"/>
     <w:tmpl w:val="91805626"/>
@@ -3327,7 +4747,454 @@
       </w:rPr>
     </w:lvl>
   </w:abstractNum>
-  <w:abstractNum w:abstractNumId="19" w15:restartNumberingAfterBreak="0">
+  <w:abstractNum w:abstractNumId="26" w15:restartNumberingAfterBreak="0">
+    <w:nsid w:val="5C78220A"/>
+    <w:multiLevelType w:val="multilevel"/>
+    <w:tmpl w:val="1C787B88"/>
+    <w:lvl w:ilvl="0">
+      <w:start w:val="1"/>
+      <w:numFmt w:val="bullet"/>
+      <w:lvlText w:val=""/>
+      <w:lvlJc w:val="left"/>
+      <w:pPr>
+        <w:tabs>
+          <w:tab w:val="num" w:pos="720"/>
+        </w:tabs>
+        <w:ind w:left="720" w:hanging="360"/>
+      </w:pPr>
+      <w:rPr>
+        <w:rFonts w:ascii="Symbol" w:hAnsi="Symbol" w:hint="default"/>
+        <w:sz w:val="20"/>
+      </w:rPr>
+    </w:lvl>
+    <w:lvl w:ilvl="1" w:tentative="1">
+      <w:start w:val="1"/>
+      <w:numFmt w:val="bullet"/>
+      <w:lvlText w:val="o"/>
+      <w:lvlJc w:val="left"/>
+      <w:pPr>
+        <w:tabs>
+          <w:tab w:val="num" w:pos="1440"/>
+        </w:tabs>
+        <w:ind w:left="1440" w:hanging="360"/>
+      </w:pPr>
+      <w:rPr>
+        <w:rFonts w:ascii="Courier New" w:hAnsi="Courier New" w:hint="default"/>
+        <w:sz w:val="20"/>
+      </w:rPr>
+    </w:lvl>
+    <w:lvl w:ilvl="2" w:tentative="1">
+      <w:start w:val="1"/>
+      <w:numFmt w:val="bullet"/>
+      <w:lvlText w:val=""/>
+      <w:lvlJc w:val="left"/>
+      <w:pPr>
+        <w:tabs>
+          <w:tab w:val="num" w:pos="2160"/>
+        </w:tabs>
+        <w:ind w:left="2160" w:hanging="360"/>
+      </w:pPr>
+      <w:rPr>
+        <w:rFonts w:ascii="Wingdings" w:hAnsi="Wingdings" w:hint="default"/>
+        <w:sz w:val="20"/>
+      </w:rPr>
+    </w:lvl>
+    <w:lvl w:ilvl="3" w:tentative="1">
+      <w:start w:val="1"/>
+      <w:numFmt w:val="bullet"/>
+      <w:lvlText w:val=""/>
+      <w:lvlJc w:val="left"/>
+      <w:pPr>
+        <w:tabs>
+          <w:tab w:val="num" w:pos="2880"/>
+        </w:tabs>
+        <w:ind w:left="2880" w:hanging="360"/>
+      </w:pPr>
+      <w:rPr>
+        <w:rFonts w:ascii="Wingdings" w:hAnsi="Wingdings" w:hint="default"/>
+        <w:sz w:val="20"/>
+      </w:rPr>
+    </w:lvl>
+    <w:lvl w:ilvl="4" w:tentative="1">
+      <w:start w:val="1"/>
+      <w:numFmt w:val="bullet"/>
+      <w:lvlText w:val=""/>
+      <w:lvlJc w:val="left"/>
+      <w:pPr>
+        <w:tabs>
+          <w:tab w:val="num" w:pos="3600"/>
+        </w:tabs>
+        <w:ind w:left="3600" w:hanging="360"/>
+      </w:pPr>
+      <w:rPr>
+        <w:rFonts w:ascii="Wingdings" w:hAnsi="Wingdings" w:hint="default"/>
+        <w:sz w:val="20"/>
+      </w:rPr>
+    </w:lvl>
+    <w:lvl w:ilvl="5" w:tentative="1">
+      <w:start w:val="1"/>
+      <w:numFmt w:val="bullet"/>
+      <w:lvlText w:val=""/>
+      <w:lvlJc w:val="left"/>
+      <w:pPr>
+        <w:tabs>
+          <w:tab w:val="num" w:pos="4320"/>
+        </w:tabs>
+        <w:ind w:left="4320" w:hanging="360"/>
+      </w:pPr>
+      <w:rPr>
+        <w:rFonts w:ascii="Wingdings" w:hAnsi="Wingdings" w:hint="default"/>
+        <w:sz w:val="20"/>
+      </w:rPr>
+    </w:lvl>
+    <w:lvl w:ilvl="6" w:tentative="1">
+      <w:start w:val="1"/>
+      <w:numFmt w:val="bullet"/>
+      <w:lvlText w:val=""/>
+      <w:lvlJc w:val="left"/>
+      <w:pPr>
+        <w:tabs>
+          <w:tab w:val="num" w:pos="5040"/>
+        </w:tabs>
+        <w:ind w:left="5040" w:hanging="360"/>
+      </w:pPr>
+      <w:rPr>
+        <w:rFonts w:ascii="Wingdings" w:hAnsi="Wingdings" w:hint="default"/>
+        <w:sz w:val="20"/>
+      </w:rPr>
+    </w:lvl>
+    <w:lvl w:ilvl="7" w:tentative="1">
+      <w:start w:val="1"/>
+      <w:numFmt w:val="bullet"/>
+      <w:lvlText w:val=""/>
+      <w:lvlJc w:val="left"/>
+      <w:pPr>
+        <w:tabs>
+          <w:tab w:val="num" w:pos="5760"/>
+        </w:tabs>
+        <w:ind w:left="5760" w:hanging="360"/>
+      </w:pPr>
+      <w:rPr>
+        <w:rFonts w:ascii="Wingdings" w:hAnsi="Wingdings" w:hint="default"/>
+        <w:sz w:val="20"/>
+      </w:rPr>
+    </w:lvl>
+    <w:lvl w:ilvl="8" w:tentative="1">
+      <w:start w:val="1"/>
+      <w:numFmt w:val="bullet"/>
+      <w:lvlText w:val=""/>
+      <w:lvlJc w:val="left"/>
+      <w:pPr>
+        <w:tabs>
+          <w:tab w:val="num" w:pos="6480"/>
+        </w:tabs>
+        <w:ind w:left="6480" w:hanging="360"/>
+      </w:pPr>
+      <w:rPr>
+        <w:rFonts w:ascii="Wingdings" w:hAnsi="Wingdings" w:hint="default"/>
+        <w:sz w:val="20"/>
+      </w:rPr>
+    </w:lvl>
+  </w:abstractNum>
+  <w:abstractNum w:abstractNumId="27" w15:restartNumberingAfterBreak="0">
+    <w:nsid w:val="5CA165C9"/>
+    <w:multiLevelType w:val="multilevel"/>
+    <w:tmpl w:val="3674898A"/>
+    <w:lvl w:ilvl="0">
+      <w:start w:val="1"/>
+      <w:numFmt w:val="bullet"/>
+      <w:lvlText w:val=""/>
+      <w:lvlJc w:val="left"/>
+      <w:pPr>
+        <w:tabs>
+          <w:tab w:val="num" w:pos="720"/>
+        </w:tabs>
+        <w:ind w:left="720" w:hanging="360"/>
+      </w:pPr>
+      <w:rPr>
+        <w:rFonts w:ascii="Symbol" w:hAnsi="Symbol" w:hint="default"/>
+        <w:sz w:val="20"/>
+      </w:rPr>
+    </w:lvl>
+    <w:lvl w:ilvl="1" w:tentative="1">
+      <w:start w:val="1"/>
+      <w:numFmt w:val="bullet"/>
+      <w:lvlText w:val="o"/>
+      <w:lvlJc w:val="left"/>
+      <w:pPr>
+        <w:tabs>
+          <w:tab w:val="num" w:pos="1440"/>
+        </w:tabs>
+        <w:ind w:left="1440" w:hanging="360"/>
+      </w:pPr>
+      <w:rPr>
+        <w:rFonts w:ascii="Courier New" w:hAnsi="Courier New" w:hint="default"/>
+        <w:sz w:val="20"/>
+      </w:rPr>
+    </w:lvl>
+    <w:lvl w:ilvl="2" w:tentative="1">
+      <w:start w:val="1"/>
+      <w:numFmt w:val="bullet"/>
+      <w:lvlText w:val=""/>
+      <w:lvlJc w:val="left"/>
+      <w:pPr>
+        <w:tabs>
+          <w:tab w:val="num" w:pos="2160"/>
+        </w:tabs>
+        <w:ind w:left="2160" w:hanging="360"/>
+      </w:pPr>
+      <w:rPr>
+        <w:rFonts w:ascii="Wingdings" w:hAnsi="Wingdings" w:hint="default"/>
+        <w:sz w:val="20"/>
+      </w:rPr>
+    </w:lvl>
+    <w:lvl w:ilvl="3" w:tentative="1">
+      <w:start w:val="1"/>
+      <w:numFmt w:val="bullet"/>
+      <w:lvlText w:val=""/>
+      <w:lvlJc w:val="left"/>
+      <w:pPr>
+        <w:tabs>
+          <w:tab w:val="num" w:pos="2880"/>
+        </w:tabs>
+        <w:ind w:left="2880" w:hanging="360"/>
+      </w:pPr>
+      <w:rPr>
+        <w:rFonts w:ascii="Wingdings" w:hAnsi="Wingdings" w:hint="default"/>
+        <w:sz w:val="20"/>
+      </w:rPr>
+    </w:lvl>
+    <w:lvl w:ilvl="4" w:tentative="1">
+      <w:start w:val="1"/>
+      <w:numFmt w:val="bullet"/>
+      <w:lvlText w:val=""/>
+      <w:lvlJc w:val="left"/>
+      <w:pPr>
+        <w:tabs>
+          <w:tab w:val="num" w:pos="3600"/>
+        </w:tabs>
+        <w:ind w:left="3600" w:hanging="360"/>
+      </w:pPr>
+      <w:rPr>
+        <w:rFonts w:ascii="Wingdings" w:hAnsi="Wingdings" w:hint="default"/>
+        <w:sz w:val="20"/>
+      </w:rPr>
+    </w:lvl>
+    <w:lvl w:ilvl="5" w:tentative="1">
+      <w:start w:val="1"/>
+      <w:numFmt w:val="bullet"/>
+      <w:lvlText w:val=""/>
+      <w:lvlJc w:val="left"/>
+      <w:pPr>
+        <w:tabs>
+          <w:tab w:val="num" w:pos="4320"/>
+        </w:tabs>
+        <w:ind w:left="4320" w:hanging="360"/>
+      </w:pPr>
+      <w:rPr>
+        <w:rFonts w:ascii="Wingdings" w:hAnsi="Wingdings" w:hint="default"/>
+        <w:sz w:val="20"/>
+      </w:rPr>
+    </w:lvl>
+    <w:lvl w:ilvl="6" w:tentative="1">
+      <w:start w:val="1"/>
+      <w:numFmt w:val="bullet"/>
+      <w:lvlText w:val=""/>
+      <w:lvlJc w:val="left"/>
+      <w:pPr>
+        <w:tabs>
+          <w:tab w:val="num" w:pos="5040"/>
+        </w:tabs>
+        <w:ind w:left="5040" w:hanging="360"/>
+      </w:pPr>
+      <w:rPr>
+        <w:rFonts w:ascii="Wingdings" w:hAnsi="Wingdings" w:hint="default"/>
+        <w:sz w:val="20"/>
+      </w:rPr>
+    </w:lvl>
+    <w:lvl w:ilvl="7" w:tentative="1">
+      <w:start w:val="1"/>
+      <w:numFmt w:val="bullet"/>
+      <w:lvlText w:val=""/>
+      <w:lvlJc w:val="left"/>
+      <w:pPr>
+        <w:tabs>
+          <w:tab w:val="num" w:pos="5760"/>
+        </w:tabs>
+        <w:ind w:left="5760" w:hanging="360"/>
+      </w:pPr>
+      <w:rPr>
+        <w:rFonts w:ascii="Wingdings" w:hAnsi="Wingdings" w:hint="default"/>
+        <w:sz w:val="20"/>
+      </w:rPr>
+    </w:lvl>
+    <w:lvl w:ilvl="8" w:tentative="1">
+      <w:start w:val="1"/>
+      <w:numFmt w:val="bullet"/>
+      <w:lvlText w:val=""/>
+      <w:lvlJc w:val="left"/>
+      <w:pPr>
+        <w:tabs>
+          <w:tab w:val="num" w:pos="6480"/>
+        </w:tabs>
+        <w:ind w:left="6480" w:hanging="360"/>
+      </w:pPr>
+      <w:rPr>
+        <w:rFonts w:ascii="Wingdings" w:hAnsi="Wingdings" w:hint="default"/>
+        <w:sz w:val="20"/>
+      </w:rPr>
+    </w:lvl>
+  </w:abstractNum>
+  <w:abstractNum w:abstractNumId="28" w15:restartNumberingAfterBreak="0">
+    <w:nsid w:val="61664ED7"/>
+    <w:multiLevelType w:val="multilevel"/>
+    <w:tmpl w:val="A65A7EEC"/>
+    <w:lvl w:ilvl="0">
+      <w:start w:val="1"/>
+      <w:numFmt w:val="bullet"/>
+      <w:lvlText w:val=""/>
+      <w:lvlJc w:val="left"/>
+      <w:pPr>
+        <w:tabs>
+          <w:tab w:val="num" w:pos="720"/>
+        </w:tabs>
+        <w:ind w:left="720" w:hanging="360"/>
+      </w:pPr>
+      <w:rPr>
+        <w:rFonts w:ascii="Symbol" w:hAnsi="Symbol" w:hint="default"/>
+        <w:sz w:val="20"/>
+      </w:rPr>
+    </w:lvl>
+    <w:lvl w:ilvl="1" w:tentative="1">
+      <w:start w:val="1"/>
+      <w:numFmt w:val="bullet"/>
+      <w:lvlText w:val="o"/>
+      <w:lvlJc w:val="left"/>
+      <w:pPr>
+        <w:tabs>
+          <w:tab w:val="num" w:pos="1440"/>
+        </w:tabs>
+        <w:ind w:left="1440" w:hanging="360"/>
+      </w:pPr>
+      <w:rPr>
+        <w:rFonts w:ascii="Courier New" w:hAnsi="Courier New" w:hint="default"/>
+        <w:sz w:val="20"/>
+      </w:rPr>
+    </w:lvl>
+    <w:lvl w:ilvl="2" w:tentative="1">
+      <w:start w:val="1"/>
+      <w:numFmt w:val="bullet"/>
+      <w:lvlText w:val=""/>
+      <w:lvlJc w:val="left"/>
+      <w:pPr>
+        <w:tabs>
+          <w:tab w:val="num" w:pos="2160"/>
+        </w:tabs>
+        <w:ind w:left="2160" w:hanging="360"/>
+      </w:pPr>
+      <w:rPr>
+        <w:rFonts w:ascii="Wingdings" w:hAnsi="Wingdings" w:hint="default"/>
+        <w:sz w:val="20"/>
+      </w:rPr>
+    </w:lvl>
+    <w:lvl w:ilvl="3" w:tentative="1">
+      <w:start w:val="1"/>
+      <w:numFmt w:val="bullet"/>
+      <w:lvlText w:val=""/>
+      <w:lvlJc w:val="left"/>
+      <w:pPr>
+        <w:tabs>
+          <w:tab w:val="num" w:pos="2880"/>
+        </w:tabs>
+        <w:ind w:left="2880" w:hanging="360"/>
+      </w:pPr>
+      <w:rPr>
+        <w:rFonts w:ascii="Wingdings" w:hAnsi="Wingdings" w:hint="default"/>
+        <w:sz w:val="20"/>
+      </w:rPr>
+    </w:lvl>
+    <w:lvl w:ilvl="4" w:tentative="1">
+      <w:start w:val="1"/>
+      <w:numFmt w:val="bullet"/>
+      <w:lvlText w:val=""/>
+      <w:lvlJc w:val="left"/>
+      <w:pPr>
+        <w:tabs>
+          <w:tab w:val="num" w:pos="3600"/>
+        </w:tabs>
+        <w:ind w:left="3600" w:hanging="360"/>
+      </w:pPr>
+      <w:rPr>
+        <w:rFonts w:ascii="Wingdings" w:hAnsi="Wingdings" w:hint="default"/>
+        <w:sz w:val="20"/>
+      </w:rPr>
+    </w:lvl>
+    <w:lvl w:ilvl="5" w:tentative="1">
+      <w:start w:val="1"/>
+      <w:numFmt w:val="bullet"/>
+      <w:lvlText w:val=""/>
+      <w:lvlJc w:val="left"/>
+      <w:pPr>
+        <w:tabs>
+          <w:tab w:val="num" w:pos="4320"/>
+        </w:tabs>
+        <w:ind w:left="4320" w:hanging="360"/>
+      </w:pPr>
+      <w:rPr>
+        <w:rFonts w:ascii="Wingdings" w:hAnsi="Wingdings" w:hint="default"/>
+        <w:sz w:val="20"/>
+      </w:rPr>
+    </w:lvl>
+    <w:lvl w:ilvl="6" w:tentative="1">
+      <w:start w:val="1"/>
+      <w:numFmt w:val="bullet"/>
+      <w:lvlText w:val=""/>
+      <w:lvlJc w:val="left"/>
+      <w:pPr>
+        <w:tabs>
+          <w:tab w:val="num" w:pos="5040"/>
+        </w:tabs>
+        <w:ind w:left="5040" w:hanging="360"/>
+      </w:pPr>
+      <w:rPr>
+        <w:rFonts w:ascii="Wingdings" w:hAnsi="Wingdings" w:hint="default"/>
+        <w:sz w:val="20"/>
+      </w:rPr>
+    </w:lvl>
+    <w:lvl w:ilvl="7" w:tentative="1">
+      <w:start w:val="1"/>
+      <w:numFmt w:val="bullet"/>
+      <w:lvlText w:val=""/>
+      <w:lvlJc w:val="left"/>
+      <w:pPr>
+        <w:tabs>
+          <w:tab w:val="num" w:pos="5760"/>
+        </w:tabs>
+        <w:ind w:left="5760" w:hanging="360"/>
+      </w:pPr>
+      <w:rPr>
+        <w:rFonts w:ascii="Wingdings" w:hAnsi="Wingdings" w:hint="default"/>
+        <w:sz w:val="20"/>
+      </w:rPr>
+    </w:lvl>
+    <w:lvl w:ilvl="8" w:tentative="1">
+      <w:start w:val="1"/>
+      <w:numFmt w:val="bullet"/>
+      <w:lvlText w:val=""/>
+      <w:lvlJc w:val="left"/>
+      <w:pPr>
+        <w:tabs>
+          <w:tab w:val="num" w:pos="6480"/>
+        </w:tabs>
+        <w:ind w:left="6480" w:hanging="360"/>
+      </w:pPr>
+      <w:rPr>
+        <w:rFonts w:ascii="Wingdings" w:hAnsi="Wingdings" w:hint="default"/>
+        <w:sz w:val="20"/>
+      </w:rPr>
+    </w:lvl>
+  </w:abstractNum>
+  <w:abstractNum w:abstractNumId="29" w15:restartNumberingAfterBreak="0">
     <w:nsid w:val="61C87B25"/>
     <w:multiLevelType w:val="hybridMultilevel"/>
     <w:tmpl w:val="6FA21976"/>
@@ -3440,7 +5307,7 @@
       </w:rPr>
     </w:lvl>
   </w:abstractNum>
-  <w:abstractNum w:abstractNumId="20" w15:restartNumberingAfterBreak="0">
+  <w:abstractNum w:abstractNumId="30" w15:restartNumberingAfterBreak="0">
     <w:nsid w:val="621D43F7"/>
     <w:multiLevelType w:val="hybridMultilevel"/>
     <w:tmpl w:val="E1BA4850"/>
@@ -3553,7 +5420,7 @@
       </w:rPr>
     </w:lvl>
   </w:abstractNum>
-  <w:abstractNum w:abstractNumId="21" w15:restartNumberingAfterBreak="0">
+  <w:abstractNum w:abstractNumId="31" w15:restartNumberingAfterBreak="0">
     <w:nsid w:val="657763C8"/>
     <w:multiLevelType w:val="hybridMultilevel"/>
     <w:tmpl w:val="94F87C5A"/>
@@ -3666,7 +5533,156 @@
       </w:rPr>
     </w:lvl>
   </w:abstractNum>
-  <w:abstractNum w:abstractNumId="22" w15:restartNumberingAfterBreak="0">
+  <w:abstractNum w:abstractNumId="32" w15:restartNumberingAfterBreak="0">
+    <w:nsid w:val="68500F8A"/>
+    <w:multiLevelType w:val="multilevel"/>
+    <w:tmpl w:val="9F3A0E40"/>
+    <w:lvl w:ilvl="0">
+      <w:start w:val="1"/>
+      <w:numFmt w:val="bullet"/>
+      <w:lvlText w:val=""/>
+      <w:lvlJc w:val="left"/>
+      <w:pPr>
+        <w:tabs>
+          <w:tab w:val="num" w:pos="720"/>
+        </w:tabs>
+        <w:ind w:left="720" w:hanging="360"/>
+      </w:pPr>
+      <w:rPr>
+        <w:rFonts w:ascii="Symbol" w:hAnsi="Symbol" w:hint="default"/>
+        <w:sz w:val="20"/>
+      </w:rPr>
+    </w:lvl>
+    <w:lvl w:ilvl="1" w:tentative="1">
+      <w:start w:val="1"/>
+      <w:numFmt w:val="bullet"/>
+      <w:lvlText w:val="o"/>
+      <w:lvlJc w:val="left"/>
+      <w:pPr>
+        <w:tabs>
+          <w:tab w:val="num" w:pos="1440"/>
+        </w:tabs>
+        <w:ind w:left="1440" w:hanging="360"/>
+      </w:pPr>
+      <w:rPr>
+        <w:rFonts w:ascii="Courier New" w:hAnsi="Courier New" w:hint="default"/>
+        <w:sz w:val="20"/>
+      </w:rPr>
+    </w:lvl>
+    <w:lvl w:ilvl="2" w:tentative="1">
+      <w:start w:val="1"/>
+      <w:numFmt w:val="bullet"/>
+      <w:lvlText w:val=""/>
+      <w:lvlJc w:val="left"/>
+      <w:pPr>
+        <w:tabs>
+          <w:tab w:val="num" w:pos="2160"/>
+        </w:tabs>
+        <w:ind w:left="2160" w:hanging="360"/>
+      </w:pPr>
+      <w:rPr>
+        <w:rFonts w:ascii="Wingdings" w:hAnsi="Wingdings" w:hint="default"/>
+        <w:sz w:val="20"/>
+      </w:rPr>
+    </w:lvl>
+    <w:lvl w:ilvl="3" w:tentative="1">
+      <w:start w:val="1"/>
+      <w:numFmt w:val="bullet"/>
+      <w:lvlText w:val=""/>
+      <w:lvlJc w:val="left"/>
+      <w:pPr>
+        <w:tabs>
+          <w:tab w:val="num" w:pos="2880"/>
+        </w:tabs>
+        <w:ind w:left="2880" w:hanging="360"/>
+      </w:pPr>
+      <w:rPr>
+        <w:rFonts w:ascii="Wingdings" w:hAnsi="Wingdings" w:hint="default"/>
+        <w:sz w:val="20"/>
+      </w:rPr>
+    </w:lvl>
+    <w:lvl w:ilvl="4" w:tentative="1">
+      <w:start w:val="1"/>
+      <w:numFmt w:val="bullet"/>
+      <w:lvlText w:val=""/>
+      <w:lvlJc w:val="left"/>
+      <w:pPr>
+        <w:tabs>
+          <w:tab w:val="num" w:pos="3600"/>
+        </w:tabs>
+        <w:ind w:left="3600" w:hanging="360"/>
+      </w:pPr>
+      <w:rPr>
+        <w:rFonts w:ascii="Wingdings" w:hAnsi="Wingdings" w:hint="default"/>
+        <w:sz w:val="20"/>
+      </w:rPr>
+    </w:lvl>
+    <w:lvl w:ilvl="5" w:tentative="1">
+      <w:start w:val="1"/>
+      <w:numFmt w:val="bullet"/>
+      <w:lvlText w:val=""/>
+      <w:lvlJc w:val="left"/>
+      <w:pPr>
+        <w:tabs>
+          <w:tab w:val="num" w:pos="4320"/>
+        </w:tabs>
+        <w:ind w:left="4320" w:hanging="360"/>
+      </w:pPr>
+      <w:rPr>
+        <w:rFonts w:ascii="Wingdings" w:hAnsi="Wingdings" w:hint="default"/>
+        <w:sz w:val="20"/>
+      </w:rPr>
+    </w:lvl>
+    <w:lvl w:ilvl="6" w:tentative="1">
+      <w:start w:val="1"/>
+      <w:numFmt w:val="bullet"/>
+      <w:lvlText w:val=""/>
+      <w:lvlJc w:val="left"/>
+      <w:pPr>
+        <w:tabs>
+          <w:tab w:val="num" w:pos="5040"/>
+        </w:tabs>
+        <w:ind w:left="5040" w:hanging="360"/>
+      </w:pPr>
+      <w:rPr>
+        <w:rFonts w:ascii="Wingdings" w:hAnsi="Wingdings" w:hint="default"/>
+        <w:sz w:val="20"/>
+      </w:rPr>
+    </w:lvl>
+    <w:lvl w:ilvl="7" w:tentative="1">
+      <w:start w:val="1"/>
+      <w:numFmt w:val="bullet"/>
+      <w:lvlText w:val=""/>
+      <w:lvlJc w:val="left"/>
+      <w:pPr>
+        <w:tabs>
+          <w:tab w:val="num" w:pos="5760"/>
+        </w:tabs>
+        <w:ind w:left="5760" w:hanging="360"/>
+      </w:pPr>
+      <w:rPr>
+        <w:rFonts w:ascii="Wingdings" w:hAnsi="Wingdings" w:hint="default"/>
+        <w:sz w:val="20"/>
+      </w:rPr>
+    </w:lvl>
+    <w:lvl w:ilvl="8" w:tentative="1">
+      <w:start w:val="1"/>
+      <w:numFmt w:val="bullet"/>
+      <w:lvlText w:val=""/>
+      <w:lvlJc w:val="left"/>
+      <w:pPr>
+        <w:tabs>
+          <w:tab w:val="num" w:pos="6480"/>
+        </w:tabs>
+        <w:ind w:left="6480" w:hanging="360"/>
+      </w:pPr>
+      <w:rPr>
+        <w:rFonts w:ascii="Wingdings" w:hAnsi="Wingdings" w:hint="default"/>
+        <w:sz w:val="20"/>
+      </w:rPr>
+    </w:lvl>
+  </w:abstractNum>
+  <w:abstractNum w:abstractNumId="33" w15:restartNumberingAfterBreak="0">
     <w:nsid w:val="69CE48E0"/>
     <w:multiLevelType w:val="hybridMultilevel"/>
     <w:tmpl w:val="183E85FA"/>
@@ -3779,7 +5795,7 @@
       </w:rPr>
     </w:lvl>
   </w:abstractNum>
-  <w:abstractNum w:abstractNumId="23" w15:restartNumberingAfterBreak="0">
+  <w:abstractNum w:abstractNumId="34" w15:restartNumberingAfterBreak="0">
     <w:nsid w:val="6AFC21B1"/>
     <w:multiLevelType w:val="hybridMultilevel"/>
     <w:tmpl w:val="ABCC59D8"/>
@@ -3891,7 +5907,156 @@
       </w:rPr>
     </w:lvl>
   </w:abstractNum>
-  <w:abstractNum w:abstractNumId="24" w15:restartNumberingAfterBreak="0">
+  <w:abstractNum w:abstractNumId="35" w15:restartNumberingAfterBreak="0">
+    <w:nsid w:val="74890122"/>
+    <w:multiLevelType w:val="multilevel"/>
+    <w:tmpl w:val="652CC570"/>
+    <w:lvl w:ilvl="0">
+      <w:start w:val="1"/>
+      <w:numFmt w:val="bullet"/>
+      <w:lvlText w:val=""/>
+      <w:lvlJc w:val="left"/>
+      <w:pPr>
+        <w:tabs>
+          <w:tab w:val="num" w:pos="720"/>
+        </w:tabs>
+        <w:ind w:left="720" w:hanging="360"/>
+      </w:pPr>
+      <w:rPr>
+        <w:rFonts w:ascii="Symbol" w:hAnsi="Symbol" w:hint="default"/>
+        <w:sz w:val="20"/>
+      </w:rPr>
+    </w:lvl>
+    <w:lvl w:ilvl="1" w:tentative="1">
+      <w:start w:val="1"/>
+      <w:numFmt w:val="bullet"/>
+      <w:lvlText w:val="o"/>
+      <w:lvlJc w:val="left"/>
+      <w:pPr>
+        <w:tabs>
+          <w:tab w:val="num" w:pos="1440"/>
+        </w:tabs>
+        <w:ind w:left="1440" w:hanging="360"/>
+      </w:pPr>
+      <w:rPr>
+        <w:rFonts w:ascii="Courier New" w:hAnsi="Courier New" w:hint="default"/>
+        <w:sz w:val="20"/>
+      </w:rPr>
+    </w:lvl>
+    <w:lvl w:ilvl="2" w:tentative="1">
+      <w:start w:val="1"/>
+      <w:numFmt w:val="bullet"/>
+      <w:lvlText w:val=""/>
+      <w:lvlJc w:val="left"/>
+      <w:pPr>
+        <w:tabs>
+          <w:tab w:val="num" w:pos="2160"/>
+        </w:tabs>
+        <w:ind w:left="2160" w:hanging="360"/>
+      </w:pPr>
+      <w:rPr>
+        <w:rFonts w:ascii="Wingdings" w:hAnsi="Wingdings" w:hint="default"/>
+        <w:sz w:val="20"/>
+      </w:rPr>
+    </w:lvl>
+    <w:lvl w:ilvl="3" w:tentative="1">
+      <w:start w:val="1"/>
+      <w:numFmt w:val="bullet"/>
+      <w:lvlText w:val=""/>
+      <w:lvlJc w:val="left"/>
+      <w:pPr>
+        <w:tabs>
+          <w:tab w:val="num" w:pos="2880"/>
+        </w:tabs>
+        <w:ind w:left="2880" w:hanging="360"/>
+      </w:pPr>
+      <w:rPr>
+        <w:rFonts w:ascii="Wingdings" w:hAnsi="Wingdings" w:hint="default"/>
+        <w:sz w:val="20"/>
+      </w:rPr>
+    </w:lvl>
+    <w:lvl w:ilvl="4" w:tentative="1">
+      <w:start w:val="1"/>
+      <w:numFmt w:val="bullet"/>
+      <w:lvlText w:val=""/>
+      <w:lvlJc w:val="left"/>
+      <w:pPr>
+        <w:tabs>
+          <w:tab w:val="num" w:pos="3600"/>
+        </w:tabs>
+        <w:ind w:left="3600" w:hanging="360"/>
+      </w:pPr>
+      <w:rPr>
+        <w:rFonts w:ascii="Wingdings" w:hAnsi="Wingdings" w:hint="default"/>
+        <w:sz w:val="20"/>
+      </w:rPr>
+    </w:lvl>
+    <w:lvl w:ilvl="5" w:tentative="1">
+      <w:start w:val="1"/>
+      <w:numFmt w:val="bullet"/>
+      <w:lvlText w:val=""/>
+      <w:lvlJc w:val="left"/>
+      <w:pPr>
+        <w:tabs>
+          <w:tab w:val="num" w:pos="4320"/>
+        </w:tabs>
+        <w:ind w:left="4320" w:hanging="360"/>
+      </w:pPr>
+      <w:rPr>
+        <w:rFonts w:ascii="Wingdings" w:hAnsi="Wingdings" w:hint="default"/>
+        <w:sz w:val="20"/>
+      </w:rPr>
+    </w:lvl>
+    <w:lvl w:ilvl="6" w:tentative="1">
+      <w:start w:val="1"/>
+      <w:numFmt w:val="bullet"/>
+      <w:lvlText w:val=""/>
+      <w:lvlJc w:val="left"/>
+      <w:pPr>
+        <w:tabs>
+          <w:tab w:val="num" w:pos="5040"/>
+        </w:tabs>
+        <w:ind w:left="5040" w:hanging="360"/>
+      </w:pPr>
+      <w:rPr>
+        <w:rFonts w:ascii="Wingdings" w:hAnsi="Wingdings" w:hint="default"/>
+        <w:sz w:val="20"/>
+      </w:rPr>
+    </w:lvl>
+    <w:lvl w:ilvl="7" w:tentative="1">
+      <w:start w:val="1"/>
+      <w:numFmt w:val="bullet"/>
+      <w:lvlText w:val=""/>
+      <w:lvlJc w:val="left"/>
+      <w:pPr>
+        <w:tabs>
+          <w:tab w:val="num" w:pos="5760"/>
+        </w:tabs>
+        <w:ind w:left="5760" w:hanging="360"/>
+      </w:pPr>
+      <w:rPr>
+        <w:rFonts w:ascii="Wingdings" w:hAnsi="Wingdings" w:hint="default"/>
+        <w:sz w:val="20"/>
+      </w:rPr>
+    </w:lvl>
+    <w:lvl w:ilvl="8" w:tentative="1">
+      <w:start w:val="1"/>
+      <w:numFmt w:val="bullet"/>
+      <w:lvlText w:val=""/>
+      <w:lvlJc w:val="left"/>
+      <w:pPr>
+        <w:tabs>
+          <w:tab w:val="num" w:pos="6480"/>
+        </w:tabs>
+        <w:ind w:left="6480" w:hanging="360"/>
+      </w:pPr>
+      <w:rPr>
+        <w:rFonts w:ascii="Wingdings" w:hAnsi="Wingdings" w:hint="default"/>
+        <w:sz w:val="20"/>
+      </w:rPr>
+    </w:lvl>
+  </w:abstractNum>
+  <w:abstractNum w:abstractNumId="36" w15:restartNumberingAfterBreak="0">
     <w:nsid w:val="74DB59D8"/>
     <w:multiLevelType w:val="hybridMultilevel"/>
     <w:tmpl w:val="E334E25C"/>
@@ -4004,7 +6169,305 @@
       </w:rPr>
     </w:lvl>
   </w:abstractNum>
-  <w:abstractNum w:abstractNumId="25" w15:restartNumberingAfterBreak="0">
+  <w:abstractNum w:abstractNumId="37" w15:restartNumberingAfterBreak="0">
+    <w:nsid w:val="75DF34B9"/>
+    <w:multiLevelType w:val="multilevel"/>
+    <w:tmpl w:val="C3F06A1A"/>
+    <w:lvl w:ilvl="0">
+      <w:start w:val="1"/>
+      <w:numFmt w:val="bullet"/>
+      <w:lvlText w:val=""/>
+      <w:lvlJc w:val="left"/>
+      <w:pPr>
+        <w:tabs>
+          <w:tab w:val="num" w:pos="720"/>
+        </w:tabs>
+        <w:ind w:left="720" w:hanging="360"/>
+      </w:pPr>
+      <w:rPr>
+        <w:rFonts w:ascii="Symbol" w:hAnsi="Symbol" w:hint="default"/>
+        <w:sz w:val="20"/>
+      </w:rPr>
+    </w:lvl>
+    <w:lvl w:ilvl="1">
+      <w:start w:val="1"/>
+      <w:numFmt w:val="bullet"/>
+      <w:lvlText w:val="o"/>
+      <w:lvlJc w:val="left"/>
+      <w:pPr>
+        <w:tabs>
+          <w:tab w:val="num" w:pos="1440"/>
+        </w:tabs>
+        <w:ind w:left="1440" w:hanging="360"/>
+      </w:pPr>
+      <w:rPr>
+        <w:rFonts w:ascii="Courier New" w:hAnsi="Courier New" w:hint="default"/>
+        <w:sz w:val="20"/>
+      </w:rPr>
+    </w:lvl>
+    <w:lvl w:ilvl="2" w:tentative="1">
+      <w:start w:val="1"/>
+      <w:numFmt w:val="bullet"/>
+      <w:lvlText w:val=""/>
+      <w:lvlJc w:val="left"/>
+      <w:pPr>
+        <w:tabs>
+          <w:tab w:val="num" w:pos="2160"/>
+        </w:tabs>
+        <w:ind w:left="2160" w:hanging="360"/>
+      </w:pPr>
+      <w:rPr>
+        <w:rFonts w:ascii="Wingdings" w:hAnsi="Wingdings" w:hint="default"/>
+        <w:sz w:val="20"/>
+      </w:rPr>
+    </w:lvl>
+    <w:lvl w:ilvl="3" w:tentative="1">
+      <w:start w:val="1"/>
+      <w:numFmt w:val="bullet"/>
+      <w:lvlText w:val=""/>
+      <w:lvlJc w:val="left"/>
+      <w:pPr>
+        <w:tabs>
+          <w:tab w:val="num" w:pos="2880"/>
+        </w:tabs>
+        <w:ind w:left="2880" w:hanging="360"/>
+      </w:pPr>
+      <w:rPr>
+        <w:rFonts w:ascii="Wingdings" w:hAnsi="Wingdings" w:hint="default"/>
+        <w:sz w:val="20"/>
+      </w:rPr>
+    </w:lvl>
+    <w:lvl w:ilvl="4" w:tentative="1">
+      <w:start w:val="1"/>
+      <w:numFmt w:val="bullet"/>
+      <w:lvlText w:val=""/>
+      <w:lvlJc w:val="left"/>
+      <w:pPr>
+        <w:tabs>
+          <w:tab w:val="num" w:pos="3600"/>
+        </w:tabs>
+        <w:ind w:left="3600" w:hanging="360"/>
+      </w:pPr>
+      <w:rPr>
+        <w:rFonts w:ascii="Wingdings" w:hAnsi="Wingdings" w:hint="default"/>
+        <w:sz w:val="20"/>
+      </w:rPr>
+    </w:lvl>
+    <w:lvl w:ilvl="5" w:tentative="1">
+      <w:start w:val="1"/>
+      <w:numFmt w:val="bullet"/>
+      <w:lvlText w:val=""/>
+      <w:lvlJc w:val="left"/>
+      <w:pPr>
+        <w:tabs>
+          <w:tab w:val="num" w:pos="4320"/>
+        </w:tabs>
+        <w:ind w:left="4320" w:hanging="360"/>
+      </w:pPr>
+      <w:rPr>
+        <w:rFonts w:ascii="Wingdings" w:hAnsi="Wingdings" w:hint="default"/>
+        <w:sz w:val="20"/>
+      </w:rPr>
+    </w:lvl>
+    <w:lvl w:ilvl="6" w:tentative="1">
+      <w:start w:val="1"/>
+      <w:numFmt w:val="bullet"/>
+      <w:lvlText w:val=""/>
+      <w:lvlJc w:val="left"/>
+      <w:pPr>
+        <w:tabs>
+          <w:tab w:val="num" w:pos="5040"/>
+        </w:tabs>
+        <w:ind w:left="5040" w:hanging="360"/>
+      </w:pPr>
+      <w:rPr>
+        <w:rFonts w:ascii="Wingdings" w:hAnsi="Wingdings" w:hint="default"/>
+        <w:sz w:val="20"/>
+      </w:rPr>
+    </w:lvl>
+    <w:lvl w:ilvl="7" w:tentative="1">
+      <w:start w:val="1"/>
+      <w:numFmt w:val="bullet"/>
+      <w:lvlText w:val=""/>
+      <w:lvlJc w:val="left"/>
+      <w:pPr>
+        <w:tabs>
+          <w:tab w:val="num" w:pos="5760"/>
+        </w:tabs>
+        <w:ind w:left="5760" w:hanging="360"/>
+      </w:pPr>
+      <w:rPr>
+        <w:rFonts w:ascii="Wingdings" w:hAnsi="Wingdings" w:hint="default"/>
+        <w:sz w:val="20"/>
+      </w:rPr>
+    </w:lvl>
+    <w:lvl w:ilvl="8" w:tentative="1">
+      <w:start w:val="1"/>
+      <w:numFmt w:val="bullet"/>
+      <w:lvlText w:val=""/>
+      <w:lvlJc w:val="left"/>
+      <w:pPr>
+        <w:tabs>
+          <w:tab w:val="num" w:pos="6480"/>
+        </w:tabs>
+        <w:ind w:left="6480" w:hanging="360"/>
+      </w:pPr>
+      <w:rPr>
+        <w:rFonts w:ascii="Wingdings" w:hAnsi="Wingdings" w:hint="default"/>
+        <w:sz w:val="20"/>
+      </w:rPr>
+    </w:lvl>
+  </w:abstractNum>
+  <w:abstractNum w:abstractNumId="38" w15:restartNumberingAfterBreak="0">
+    <w:nsid w:val="7BAD7B79"/>
+    <w:multiLevelType w:val="multilevel"/>
+    <w:tmpl w:val="5CB2A764"/>
+    <w:lvl w:ilvl="0">
+      <w:start w:val="1"/>
+      <w:numFmt w:val="bullet"/>
+      <w:lvlText w:val=""/>
+      <w:lvlJc w:val="left"/>
+      <w:pPr>
+        <w:tabs>
+          <w:tab w:val="num" w:pos="720"/>
+        </w:tabs>
+        <w:ind w:left="720" w:hanging="360"/>
+      </w:pPr>
+      <w:rPr>
+        <w:rFonts w:ascii="Symbol" w:hAnsi="Symbol" w:hint="default"/>
+        <w:sz w:val="20"/>
+      </w:rPr>
+    </w:lvl>
+    <w:lvl w:ilvl="1" w:tentative="1">
+      <w:start w:val="1"/>
+      <w:numFmt w:val="bullet"/>
+      <w:lvlText w:val="o"/>
+      <w:lvlJc w:val="left"/>
+      <w:pPr>
+        <w:tabs>
+          <w:tab w:val="num" w:pos="1440"/>
+        </w:tabs>
+        <w:ind w:left="1440" w:hanging="360"/>
+      </w:pPr>
+      <w:rPr>
+        <w:rFonts w:ascii="Courier New" w:hAnsi="Courier New" w:hint="default"/>
+        <w:sz w:val="20"/>
+      </w:rPr>
+    </w:lvl>
+    <w:lvl w:ilvl="2" w:tentative="1">
+      <w:start w:val="1"/>
+      <w:numFmt w:val="bullet"/>
+      <w:lvlText w:val=""/>
+      <w:lvlJc w:val="left"/>
+      <w:pPr>
+        <w:tabs>
+          <w:tab w:val="num" w:pos="2160"/>
+        </w:tabs>
+        <w:ind w:left="2160" w:hanging="360"/>
+      </w:pPr>
+      <w:rPr>
+        <w:rFonts w:ascii="Wingdings" w:hAnsi="Wingdings" w:hint="default"/>
+        <w:sz w:val="20"/>
+      </w:rPr>
+    </w:lvl>
+    <w:lvl w:ilvl="3" w:tentative="1">
+      <w:start w:val="1"/>
+      <w:numFmt w:val="bullet"/>
+      <w:lvlText w:val=""/>
+      <w:lvlJc w:val="left"/>
+      <w:pPr>
+        <w:tabs>
+          <w:tab w:val="num" w:pos="2880"/>
+        </w:tabs>
+        <w:ind w:left="2880" w:hanging="360"/>
+      </w:pPr>
+      <w:rPr>
+        <w:rFonts w:ascii="Wingdings" w:hAnsi="Wingdings" w:hint="default"/>
+        <w:sz w:val="20"/>
+      </w:rPr>
+    </w:lvl>
+    <w:lvl w:ilvl="4" w:tentative="1">
+      <w:start w:val="1"/>
+      <w:numFmt w:val="bullet"/>
+      <w:lvlText w:val=""/>
+      <w:lvlJc w:val="left"/>
+      <w:pPr>
+        <w:tabs>
+          <w:tab w:val="num" w:pos="3600"/>
+        </w:tabs>
+        <w:ind w:left="3600" w:hanging="360"/>
+      </w:pPr>
+      <w:rPr>
+        <w:rFonts w:ascii="Wingdings" w:hAnsi="Wingdings" w:hint="default"/>
+        <w:sz w:val="20"/>
+      </w:rPr>
+    </w:lvl>
+    <w:lvl w:ilvl="5" w:tentative="1">
+      <w:start w:val="1"/>
+      <w:numFmt w:val="bullet"/>
+      <w:lvlText w:val=""/>
+      <w:lvlJc w:val="left"/>
+      <w:pPr>
+        <w:tabs>
+          <w:tab w:val="num" w:pos="4320"/>
+        </w:tabs>
+        <w:ind w:left="4320" w:hanging="360"/>
+      </w:pPr>
+      <w:rPr>
+        <w:rFonts w:ascii="Wingdings" w:hAnsi="Wingdings" w:hint="default"/>
+        <w:sz w:val="20"/>
+      </w:rPr>
+    </w:lvl>
+    <w:lvl w:ilvl="6" w:tentative="1">
+      <w:start w:val="1"/>
+      <w:numFmt w:val="bullet"/>
+      <w:lvlText w:val=""/>
+      <w:lvlJc w:val="left"/>
+      <w:pPr>
+        <w:tabs>
+          <w:tab w:val="num" w:pos="5040"/>
+        </w:tabs>
+        <w:ind w:left="5040" w:hanging="360"/>
+      </w:pPr>
+      <w:rPr>
+        <w:rFonts w:ascii="Wingdings" w:hAnsi="Wingdings" w:hint="default"/>
+        <w:sz w:val="20"/>
+      </w:rPr>
+    </w:lvl>
+    <w:lvl w:ilvl="7" w:tentative="1">
+      <w:start w:val="1"/>
+      <w:numFmt w:val="bullet"/>
+      <w:lvlText w:val=""/>
+      <w:lvlJc w:val="left"/>
+      <w:pPr>
+        <w:tabs>
+          <w:tab w:val="num" w:pos="5760"/>
+        </w:tabs>
+        <w:ind w:left="5760" w:hanging="360"/>
+      </w:pPr>
+      <w:rPr>
+        <w:rFonts w:ascii="Wingdings" w:hAnsi="Wingdings" w:hint="default"/>
+        <w:sz w:val="20"/>
+      </w:rPr>
+    </w:lvl>
+    <w:lvl w:ilvl="8" w:tentative="1">
+      <w:start w:val="1"/>
+      <w:numFmt w:val="bullet"/>
+      <w:lvlText w:val=""/>
+      <w:lvlJc w:val="left"/>
+      <w:pPr>
+        <w:tabs>
+          <w:tab w:val="num" w:pos="6480"/>
+        </w:tabs>
+        <w:ind w:left="6480" w:hanging="360"/>
+      </w:pPr>
+      <w:rPr>
+        <w:rFonts w:ascii="Wingdings" w:hAnsi="Wingdings" w:hint="default"/>
+        <w:sz w:val="20"/>
+      </w:rPr>
+    </w:lvl>
+  </w:abstractNum>
+  <w:abstractNum w:abstractNumId="39" w15:restartNumberingAfterBreak="0">
     <w:nsid w:val="7DC25969"/>
     <w:multiLevelType w:val="hybridMultilevel"/>
     <w:tmpl w:val="49A4B118"/>
@@ -4094,82 +6557,124 @@
     </w:lvl>
   </w:abstractNum>
   <w:num w:numId="1">
+    <w:abstractNumId w:val="29"/>
+  </w:num>
+  <w:num w:numId="2">
+    <w:abstractNumId w:val="22"/>
+  </w:num>
+  <w:num w:numId="3">
+    <w:abstractNumId w:val="30"/>
+  </w:num>
+  <w:num w:numId="4">
+    <w:abstractNumId w:val="12"/>
+  </w:num>
+  <w:num w:numId="5">
+    <w:abstractNumId w:val="36"/>
+  </w:num>
+  <w:num w:numId="6">
+    <w:abstractNumId w:val="5"/>
+  </w:num>
+  <w:num w:numId="7">
+    <w:abstractNumId w:val="31"/>
+  </w:num>
+  <w:num w:numId="8">
+    <w:abstractNumId w:val="17"/>
+  </w:num>
+  <w:num w:numId="9">
+    <w:abstractNumId w:val="13"/>
+  </w:num>
+  <w:num w:numId="10">
+    <w:abstractNumId w:val="16"/>
+  </w:num>
+  <w:num w:numId="11">
+    <w:abstractNumId w:val="25"/>
+  </w:num>
+  <w:num w:numId="12">
+    <w:abstractNumId w:val="4"/>
+  </w:num>
+  <w:num w:numId="13">
+    <w:abstractNumId w:val="11"/>
+  </w:num>
+  <w:num w:numId="14">
     <w:abstractNumId w:val="19"/>
   </w:num>
-  <w:num w:numId="2">
+  <w:num w:numId="15">
     <w:abstractNumId w:val="15"/>
   </w:num>
-  <w:num w:numId="3">
+  <w:num w:numId="16">
+    <w:abstractNumId w:val="21"/>
+  </w:num>
+  <w:num w:numId="17">
+    <w:abstractNumId w:val="39"/>
+  </w:num>
+  <w:num w:numId="18">
+    <w:abstractNumId w:val="18"/>
+  </w:num>
+  <w:num w:numId="19">
+    <w:abstractNumId w:val="34"/>
+  </w:num>
+  <w:num w:numId="20">
+    <w:abstractNumId w:val="10"/>
+  </w:num>
+  <w:num w:numId="21">
+    <w:abstractNumId w:val="14"/>
+  </w:num>
+  <w:num w:numId="22">
+    <w:abstractNumId w:val="2"/>
+  </w:num>
+  <w:num w:numId="23">
+    <w:abstractNumId w:val="33"/>
+  </w:num>
+  <w:num w:numId="24">
+    <w:abstractNumId w:val="24"/>
+  </w:num>
+  <w:num w:numId="25">
+    <w:abstractNumId w:val="23"/>
+  </w:num>
+  <w:num w:numId="26">
+    <w:abstractNumId w:val="8"/>
+  </w:num>
+  <w:num w:numId="27">
     <w:abstractNumId w:val="20"/>
   </w:num>
-  <w:num w:numId="4">
+  <w:num w:numId="28">
+    <w:abstractNumId w:val="37"/>
+  </w:num>
+  <w:num w:numId="29">
+    <w:abstractNumId w:val="1"/>
+  </w:num>
+  <w:num w:numId="30">
+    <w:abstractNumId w:val="7"/>
+  </w:num>
+  <w:num w:numId="31">
+    <w:abstractNumId w:val="35"/>
+  </w:num>
+  <w:num w:numId="32">
+    <w:abstractNumId w:val="32"/>
+  </w:num>
+  <w:num w:numId="33">
+    <w:abstractNumId w:val="38"/>
+  </w:num>
+  <w:num w:numId="34">
+    <w:abstractNumId w:val="9"/>
+  </w:num>
+  <w:num w:numId="35">
+    <w:abstractNumId w:val="3"/>
+  </w:num>
+  <w:num w:numId="36">
+    <w:abstractNumId w:val="28"/>
+  </w:num>
+  <w:num w:numId="37">
+    <w:abstractNumId w:val="27"/>
+  </w:num>
+  <w:num w:numId="38">
+    <w:abstractNumId w:val="0"/>
+  </w:num>
+  <w:num w:numId="39">
     <w:abstractNumId w:val="6"/>
   </w:num>
-  <w:num w:numId="5">
-    <w:abstractNumId w:val="24"/>
-  </w:num>
-  <w:num w:numId="6">
-    <w:abstractNumId w:val="2"/>
-  </w:num>
-  <w:num w:numId="7">
-    <w:abstractNumId w:val="21"/>
-  </w:num>
-  <w:num w:numId="8">
-    <w:abstractNumId w:val="11"/>
-  </w:num>
-  <w:num w:numId="9">
-    <w:abstractNumId w:val="7"/>
-  </w:num>
-  <w:num w:numId="10">
-    <w:abstractNumId w:val="10"/>
-  </w:num>
-  <w:num w:numId="11">
-    <w:abstractNumId w:val="18"/>
-  </w:num>
-  <w:num w:numId="12">
-    <w:abstractNumId w:val="1"/>
-  </w:num>
-  <w:num w:numId="13">
-    <w:abstractNumId w:val="5"/>
-  </w:num>
-  <w:num w:numId="14">
-    <w:abstractNumId w:val="13"/>
-  </w:num>
-  <w:num w:numId="15">
-    <w:abstractNumId w:val="9"/>
-  </w:num>
-  <w:num w:numId="16">
-    <w:abstractNumId w:val="14"/>
-  </w:num>
-  <w:num w:numId="17">
-    <w:abstractNumId w:val="25"/>
-  </w:num>
-  <w:num w:numId="18">
-    <w:abstractNumId w:val="12"/>
-  </w:num>
-  <w:num w:numId="19">
-    <w:abstractNumId w:val="23"/>
-  </w:num>
-  <w:num w:numId="20">
-    <w:abstractNumId w:val="4"/>
-  </w:num>
-  <w:num w:numId="21">
-    <w:abstractNumId w:val="8"/>
-  </w:num>
-  <w:num w:numId="22">
-    <w:abstractNumId w:val="0"/>
-  </w:num>
-  <w:num w:numId="23">
-    <w:abstractNumId w:val="22"/>
-  </w:num>
-  <w:num w:numId="24">
-    <w:abstractNumId w:val="17"/>
-  </w:num>
-  <w:num w:numId="25">
-    <w:abstractNumId w:val="16"/>
-  </w:num>
-  <w:num w:numId="26">
-    <w:abstractNumId w:val="3"/>
+  <w:num w:numId="40">
+    <w:abstractNumId w:val="26"/>
   </w:num>
 </w:numbering>
 </file>
@@ -5067,6 +7572,30 @@
       <w:lang w:eastAsia="it-CH"/>
     </w:rPr>
   </w:style>
+  <w:style w:type="character" w:styleId="CodiceHTML">
+    <w:name w:val="HTML Code"/>
+    <w:basedOn w:val="Carpredefinitoparagrafo"/>
+    <w:uiPriority w:val="99"/>
+    <w:semiHidden/>
+    <w:unhideWhenUsed/>
+    <w:rsid w:val="0050223A"/>
+    <w:rPr>
+      <w:rFonts w:ascii="Courier New" w:eastAsia="Times New Roman" w:hAnsi="Courier New" w:cs="Courier New"/>
+      <w:sz w:val="20"/>
+      <w:szCs w:val="20"/>
+    </w:rPr>
+  </w:style>
+  <w:style w:type="character" w:styleId="Enfasigrassetto">
+    <w:name w:val="Strong"/>
+    <w:basedOn w:val="Carpredefinitoparagrafo"/>
+    <w:uiPriority w:val="22"/>
+    <w:qFormat/>
+    <w:rsid w:val="0050223A"/>
+    <w:rPr>
+      <w:b/>
+      <w:bCs/>
+    </w:rPr>
+  </w:style>
 </w:styles>
 </file>
 
@@ -5203,6 +7732,7 @@
     <w:rsid w:val="001031FD"/>
     <w:rsid w:val="001101C0"/>
     <w:rsid w:val="00127196"/>
+    <w:rsid w:val="00181435"/>
     <w:rsid w:val="001A0560"/>
     <w:rsid w:val="001C1746"/>
     <w:rsid w:val="001C54F7"/>
@@ -5294,6 +7824,7 @@
     <w:rsid w:val="00AF0AA0"/>
     <w:rsid w:val="00B36B9F"/>
     <w:rsid w:val="00B5079C"/>
+    <w:rsid w:val="00BA70E3"/>
     <w:rsid w:val="00BD119E"/>
     <w:rsid w:val="00BD7A14"/>
     <w:rsid w:val="00C22A10"/>
@@ -6125,7 +8656,7 @@
 </file>
 
 <file path=customXml/itemProps1.xml><?xml version="1.0" encoding="utf-8"?>
-<ds:datastoreItem xmlns:ds="http://schemas.openxmlformats.org/officeDocument/2006/customXml" ds:itemID="{F0D8DAF5-8CE3-4760-991D-A70EA36F3D0D}">
+<ds:datastoreItem xmlns:ds="http://schemas.openxmlformats.org/officeDocument/2006/customXml" ds:itemID="{6C379124-50CF-476D-BD69-52284FBCC71B}">
   <ds:schemaRefs>
     <ds:schemaRef ds:uri="http://schemas.openxmlformats.org/officeDocument/2006/bibliography"/>
   </ds:schemaRefs>
